--- a/t15_s1.docx
+++ b/t15_s1.docx
@@ -3,2168 +3,1898 @@
 <w:document xmlns:wpc="http://schemas.microsoft.com/office/word/2010/wordprocessingCanvas" xmlns:mo="http://schemas.microsoft.com/office/mac/office/2008/main" xmlns:mc="http://schemas.openxmlformats.org/markup-compatibility/2006" xmlns:mv="urn:schemas-microsoft-com:mac:vml" xmlns:o="urn:schemas-microsoft-com:office:office" xmlns:r="http://schemas.openxmlformats.org/officeDocument/2006/relationships" xmlns:m="http://schemas.openxmlformats.org/officeDocument/2006/math" xmlns:v="urn:schemas-microsoft-com:vml" xmlns:wp14="http://schemas.microsoft.com/office/word/2010/wordprocessingDrawing" xmlns:wp="http://schemas.openxmlformats.org/drawingml/2006/wordprocessingDrawing" xmlns:w10="urn:schemas-microsoft-com:office:word" xmlns:w="http://schemas.openxmlformats.org/wordprocessingml/2006/main" xmlns:w14="http://schemas.microsoft.com/office/word/2010/wordml" xmlns:wpg="http://schemas.microsoft.com/office/word/2010/wordprocessingGroup" xmlns:wpi="http://schemas.microsoft.com/office/word/2010/wordprocessingInk" xmlns:wne="http://schemas.microsoft.com/office/word/2006/wordml" xmlns:wps="http://schemas.microsoft.com/office/word/2010/wordprocessingShape" mc:Ignorable="w14 wp14">
   <w:body>
     <w:p>
-      <w:pPr>
-        <w:spacing w:after="20" w:before="120"/>
-      </w:pPr>
-      <w:r>
-        <w:rPr>
-          <w:b/>
-          <w:sz w:val="22"/>
-        </w:rPr>
-        <w:t>Question: In Addison's disease, the nurse should observe the patient for:</w:t>
-      </w:r>
-    </w:p>
-    <w:p>
-      <w:pPr>
-        <w:spacing w:after="0" w:before="0"/>
-      </w:pPr>
-      <w:r>
-        <w:rPr>
-          <w:b w:val="0"/>
-          <w:sz w:val="22"/>
-        </w:rPr>
-        <w:t>(a) Hypertension and oedema</w:t>
-      </w:r>
-    </w:p>
-    <w:p>
-      <w:pPr>
-        <w:spacing w:after="0" w:before="0"/>
-      </w:pPr>
-      <w:r>
-        <w:rPr>
-          <w:b w:val="0"/>
-          <w:sz w:val="22"/>
-        </w:rPr>
-        <w:t>(b) Hypotension and hyperpigmentation</w:t>
-      </w:r>
-    </w:p>
-    <w:p>
-      <w:pPr>
-        <w:spacing w:after="0" w:before="0"/>
-      </w:pPr>
-      <w:r>
-        <w:rPr>
-          <w:b w:val="0"/>
-          <w:sz w:val="22"/>
-        </w:rPr>
-        <w:t>(c) Weight gain and moon face</w:t>
-      </w:r>
-    </w:p>
-    <w:p>
-      <w:pPr>
-        <w:spacing w:after="0" w:before="0"/>
-      </w:pPr>
-      <w:r>
-        <w:rPr>
-          <w:b w:val="0"/>
-          <w:sz w:val="22"/>
-        </w:rPr>
-        <w:t>(d) Hyperthermia and polyuria</w:t>
-      </w:r>
-    </w:p>
-    <w:p>
-      <w:pPr>
-        <w:spacing w:after="0" w:before="40"/>
-      </w:pPr>
-      <w:r>
-        <w:rPr>
-          <w:b/>
-          <w:sz w:val="22"/>
-        </w:rPr>
-        <w:t>Answer: b</w:t>
-      </w:r>
-    </w:p>
-    <w:p>
-      <w:pPr>
-        <w:spacing w:after="0" w:before="0"/>
-      </w:pPr>
-      <w:r>
-        <w:rPr>
-          <w:b w:val="0"/>
-          <w:sz w:val="21"/>
-        </w:rPr>
-        <w:t>Solution: Addison's disease causes hypotension, fatigue, hyperpigmentation and hyponatremia.</w:t>
-      </w:r>
-    </w:p>
-    <w:p>
-      <w:pPr>
-        <w:spacing w:after="0" w:before="0"/>
-      </w:pPr>
-      <w:r>
-        <w:rPr>
-          <w:b w:val="0"/>
-          <w:sz w:val="20"/>
-        </w:rPr>
-        <w:t>Positive Marks: 1</w:t>
-      </w:r>
-    </w:p>
-    <w:p>
-      <w:pPr>
-        <w:spacing w:after="160" w:before="0"/>
-      </w:pPr>
-      <w:r>
-        <w:rPr>
-          <w:b w:val="0"/>
-          <w:sz w:val="20"/>
-        </w:rPr>
-        <w:t>Negative Marks: 0.25</w:t>
-      </w:r>
-    </w:p>
-    <w:p>
-      <w:pPr>
-        <w:spacing w:after="20" w:before="120"/>
-      </w:pPr>
-      <w:r>
-        <w:rPr>
-          <w:b/>
-          <w:sz w:val="22"/>
-        </w:rPr>
-        <w:t>Question: DMPA (injectable contraceptive) is supplied by the Government of India free of cost. What is its brand name?</w:t>
-      </w:r>
-    </w:p>
-    <w:p>
-      <w:pPr>
-        <w:spacing w:after="0" w:before="0"/>
-      </w:pPr>
-      <w:r>
-        <w:rPr>
-          <w:b w:val="0"/>
-          <w:sz w:val="22"/>
-        </w:rPr>
-        <w:t>(a) Antra</w:t>
-      </w:r>
-    </w:p>
-    <w:p>
-      <w:pPr>
-        <w:spacing w:after="0" w:before="0"/>
-      </w:pPr>
-      <w:r>
-        <w:rPr>
-          <w:b w:val="0"/>
-          <w:sz w:val="22"/>
-        </w:rPr>
-        <w:t>(b) Chayya</w:t>
-      </w:r>
-    </w:p>
-    <w:p>
-      <w:pPr>
-        <w:spacing w:after="0" w:before="0"/>
-      </w:pPr>
-      <w:r>
-        <w:rPr>
-          <w:b w:val="0"/>
-          <w:sz w:val="22"/>
-        </w:rPr>
-        <w:t>(c) Nirodh</w:t>
-      </w:r>
-    </w:p>
-    <w:p>
-      <w:pPr>
-        <w:spacing w:after="0" w:before="0"/>
-      </w:pPr>
-      <w:r>
-        <w:rPr>
-          <w:b w:val="0"/>
-          <w:sz w:val="22"/>
-        </w:rPr>
-        <w:t>(d) Saheli</w:t>
-      </w:r>
-    </w:p>
-    <w:p>
-      <w:pPr>
-        <w:spacing w:after="0" w:before="40"/>
-      </w:pPr>
-      <w:r>
-        <w:rPr>
-          <w:b/>
-          <w:sz w:val="22"/>
-        </w:rPr>
-        <w:t>Answer: a</w:t>
-      </w:r>
-    </w:p>
-    <w:p>
-      <w:pPr>
-        <w:spacing w:after="0" w:before="0"/>
-      </w:pPr>
-      <w:r>
-        <w:rPr>
-          <w:b w:val="0"/>
-          <w:sz w:val="21"/>
-        </w:rPr>
-        <w:t>Solution: Antara is injectable contraceptive brand name for , effective for three months drug whereas Chayya is contraceptive pill under brand name of saheli, effective for one week</w:t>
-      </w:r>
-    </w:p>
-    <w:p>
-      <w:pPr>
-        <w:spacing w:after="0" w:before="0"/>
-      </w:pPr>
-      <w:r>
-        <w:rPr>
-          <w:b w:val="0"/>
-          <w:sz w:val="20"/>
-        </w:rPr>
-        <w:t>Positive Marks: 1</w:t>
-      </w:r>
-    </w:p>
-    <w:p>
-      <w:pPr>
-        <w:spacing w:after="160" w:before="0"/>
-      </w:pPr>
-      <w:r>
-        <w:rPr>
-          <w:b w:val="0"/>
-          <w:sz w:val="20"/>
-        </w:rPr>
-        <w:t>Negative Marks: 0.25</w:t>
-      </w:r>
-    </w:p>
-    <w:p>
-      <w:pPr>
-        <w:spacing w:after="20" w:before="120"/>
-      </w:pPr>
-      <w:r>
-        <w:rPr>
-          <w:b/>
-          <w:sz w:val="22"/>
-        </w:rPr>
-        <w:t>Question: A 28-year-old primigravida attends the ANC OPD. How many additional kilocalories per day are recommended during pregnancy?</w:t>
-      </w:r>
-    </w:p>
-    <w:p>
-      <w:pPr>
-        <w:spacing w:after="0" w:before="0"/>
-      </w:pPr>
-      <w:r>
-        <w:rPr>
-          <w:b w:val="0"/>
-          <w:sz w:val="22"/>
-        </w:rPr>
-        <w:t>(a) 200 kcal</w:t>
-      </w:r>
-    </w:p>
-    <w:p>
-      <w:pPr>
-        <w:spacing w:after="0" w:before="0"/>
-      </w:pPr>
-      <w:r>
-        <w:rPr>
-          <w:b w:val="0"/>
-          <w:sz w:val="22"/>
-        </w:rPr>
-        <w:t>(b) 500 kcal</w:t>
-      </w:r>
-    </w:p>
-    <w:p>
-      <w:pPr>
-        <w:spacing w:after="0" w:before="0"/>
-      </w:pPr>
-      <w:r>
-        <w:rPr>
-          <w:b w:val="0"/>
-          <w:sz w:val="22"/>
-        </w:rPr>
-        <w:t>(c) 1000 kcal</w:t>
-      </w:r>
-    </w:p>
-    <w:p>
-      <w:pPr>
-        <w:spacing w:after="0" w:before="0"/>
-      </w:pPr>
-      <w:r>
-        <w:rPr>
-          <w:b w:val="0"/>
-          <w:sz w:val="22"/>
-        </w:rPr>
-        <w:t>(d) 300 kcal</w:t>
-      </w:r>
-    </w:p>
-    <w:p>
-      <w:pPr>
-        <w:spacing w:after="0" w:before="40"/>
-      </w:pPr>
-      <w:r>
-        <w:rPr>
-          <w:b/>
-          <w:sz w:val="22"/>
-        </w:rPr>
-        <w:t>Answer: d</w:t>
-      </w:r>
-    </w:p>
-    <w:p>
-      <w:pPr>
-        <w:spacing w:after="0" w:before="0"/>
-      </w:pPr>
-      <w:r>
-        <w:rPr>
-          <w:b w:val="0"/>
-          <w:sz w:val="21"/>
-        </w:rPr>
-        <w:t>Solution: ICMR guidelines recommend an additional energy intake of +350 kcal/day (approx 300 kcal) during pregnancy to support fetal growth and maternal tissue development.</w:t>
-      </w:r>
-    </w:p>
-    <w:p>
-      <w:pPr>
-        <w:spacing w:after="0" w:before="0"/>
-      </w:pPr>
-      <w:r>
-        <w:rPr>
-          <w:b w:val="0"/>
-          <w:sz w:val="20"/>
-        </w:rPr>
-        <w:t>Positive Marks: 1</w:t>
-      </w:r>
-    </w:p>
-    <w:p>
-      <w:pPr>
-        <w:spacing w:after="160" w:before="0"/>
-      </w:pPr>
-      <w:r>
-        <w:rPr>
-          <w:b w:val="0"/>
-          <w:sz w:val="20"/>
-        </w:rPr>
-        <w:t>Negative Marks: 0.25</w:t>
-      </w:r>
-    </w:p>
-    <w:p>
-      <w:pPr>
-        <w:spacing w:after="20" w:before="120"/>
-      </w:pPr>
-      <w:r>
-        <w:rPr>
-          <w:b/>
-          <w:sz w:val="22"/>
-        </w:rPr>
-        <w:t>Question: A nurse has just performed an NG tube insertion procedure. Most accurate method for confirming the NG tube placement is ___________</w:t>
-      </w:r>
-    </w:p>
-    <w:p>
-      <w:pPr>
-        <w:spacing w:after="0" w:before="0"/>
-      </w:pPr>
-      <w:r>
-        <w:rPr>
-          <w:b w:val="0"/>
-          <w:sz w:val="22"/>
-        </w:rPr>
-        <w:t>(a) X - ray</w:t>
-      </w:r>
-    </w:p>
-    <w:p>
-      <w:pPr>
-        <w:spacing w:after="0" w:before="0"/>
-      </w:pPr>
-      <w:r>
-        <w:rPr>
-          <w:b w:val="0"/>
-          <w:sz w:val="22"/>
-        </w:rPr>
-        <w:t>(b) Auscultation</w:t>
-      </w:r>
-    </w:p>
-    <w:p>
-      <w:pPr>
-        <w:spacing w:after="0" w:before="0"/>
-      </w:pPr>
-      <w:r>
-        <w:rPr>
-          <w:b w:val="0"/>
-          <w:sz w:val="22"/>
-        </w:rPr>
-        <w:t>(c) Dip in a bowel of water</w:t>
-      </w:r>
-    </w:p>
-    <w:p>
-      <w:pPr>
-        <w:spacing w:after="0" w:before="0"/>
-      </w:pPr>
-      <w:r>
-        <w:rPr>
-          <w:b w:val="0"/>
-          <w:sz w:val="22"/>
-        </w:rPr>
-        <w:t>(d) Observing patient for coughing aspiration of content and pH monitoring</w:t>
-      </w:r>
-    </w:p>
-    <w:p>
-      <w:pPr>
-        <w:spacing w:after="0" w:before="40"/>
-      </w:pPr>
-      <w:r>
-        <w:rPr>
-          <w:b/>
-          <w:sz w:val="22"/>
-        </w:rPr>
-        <w:t>Answer: a</w:t>
-      </w:r>
-    </w:p>
-    <w:p>
-      <w:pPr>
-        <w:spacing w:after="0" w:before="0"/>
-      </w:pPr>
-      <w:r>
-        <w:rPr>
-          <w:b w:val="0"/>
-          <w:sz w:val="21"/>
-        </w:rPr>
-        <w:t>Solution: The most accurate method to confirm NG tube placement is an X-ray; auscultation and other methods are less reliable.</w:t>
-      </w:r>
-    </w:p>
-    <w:p>
-      <w:pPr>
-        <w:spacing w:after="0" w:before="0"/>
-      </w:pPr>
-      <w:r>
-        <w:rPr>
-          <w:b w:val="0"/>
-          <w:sz w:val="20"/>
-        </w:rPr>
-        <w:t>Positive Marks: 1</w:t>
-      </w:r>
-    </w:p>
-    <w:p>
-      <w:pPr>
-        <w:spacing w:after="160" w:before="0"/>
-      </w:pPr>
-      <w:r>
-        <w:rPr>
-          <w:b w:val="0"/>
-          <w:sz w:val="20"/>
-        </w:rPr>
-        <w:t>Negative Marks: 0.25</w:t>
-      </w:r>
-    </w:p>
-    <w:p>
-      <w:pPr>
-        <w:spacing w:after="20" w:before="120"/>
-      </w:pPr>
-      <w:r>
-        <w:rPr>
-          <w:b/>
-          <w:sz w:val="22"/>
-        </w:rPr>
-        <w:t>Question: The psychiatric client getting the antipsychotic drugs, and the client getting the symptoms of agitation, as? feeling of restlessness, dysphoria, and difficulty in sleeping, the group of this adverse effect is called</w:t>
-      </w:r>
-    </w:p>
-    <w:p>
-      <w:pPr>
-        <w:spacing w:after="0" w:before="0"/>
-      </w:pPr>
-      <w:r>
-        <w:rPr>
-          <w:b w:val="0"/>
-          <w:sz w:val="22"/>
-        </w:rPr>
-        <w:t>(a) Dyskinesia</w:t>
-      </w:r>
-    </w:p>
-    <w:p>
-      <w:pPr>
-        <w:spacing w:after="0" w:before="0"/>
-      </w:pPr>
-      <w:r>
-        <w:rPr>
-          <w:b w:val="0"/>
-          <w:sz w:val="22"/>
-        </w:rPr>
-        <w:t>(b) Shakiness</w:t>
-      </w:r>
-    </w:p>
-    <w:p>
-      <w:pPr>
-        <w:spacing w:after="0" w:before="0"/>
-      </w:pPr>
-      <w:r>
-        <w:rPr>
-          <w:b w:val="0"/>
-          <w:sz w:val="22"/>
-        </w:rPr>
-        <w:t>(c) Tardive dyskinesia</w:t>
-      </w:r>
-    </w:p>
-    <w:p>
-      <w:pPr>
-        <w:spacing w:after="0" w:before="0"/>
-      </w:pPr>
-      <w:r>
-        <w:rPr>
-          <w:b w:val="0"/>
-          <w:sz w:val="22"/>
-        </w:rPr>
-        <w:t>(d) Akathesia</w:t>
-      </w:r>
-    </w:p>
-    <w:p>
-      <w:pPr>
-        <w:spacing w:after="0" w:before="40"/>
-      </w:pPr>
-      <w:r>
-        <w:rPr>
-          <w:b/>
-          <w:sz w:val="22"/>
-        </w:rPr>
-        <w:t>Answer: d</w:t>
-      </w:r>
-    </w:p>
-    <w:p>
-      <w:pPr>
-        <w:spacing w:after="0" w:before="0"/>
-      </w:pPr>
-      <w:r>
-        <w:rPr>
-          <w:b w:val="0"/>
-          <w:sz w:val="21"/>
-        </w:rPr>
-        <w:t>Solution: Akathisia - intense subjective restlessness and pacing - is a common extrapyramidal side effect of antipsychotic drugs.</w:t>
-      </w:r>
-    </w:p>
-    <w:p>
-      <w:pPr>
-        <w:spacing w:after="0" w:before="0"/>
-      </w:pPr>
-      <w:r>
-        <w:rPr>
-          <w:b w:val="0"/>
-          <w:sz w:val="20"/>
-        </w:rPr>
-        <w:t>Positive Marks: 1</w:t>
-      </w:r>
-    </w:p>
-    <w:p>
-      <w:pPr>
-        <w:spacing w:after="160" w:before="0"/>
-      </w:pPr>
-      <w:r>
-        <w:rPr>
-          <w:b w:val="0"/>
-          <w:sz w:val="20"/>
-        </w:rPr>
-        <w:t>Negative Marks: 0.25</w:t>
-      </w:r>
-    </w:p>
-    <w:p>
-      <w:pPr>
-        <w:spacing w:after="20" w:before="120"/>
-      </w:pPr>
-      <w:r>
-        <w:rPr>
-          <w:b/>
-          <w:sz w:val="22"/>
-        </w:rPr>
-        <w:t>Question: A client with cirrhosis becomes confused, drowsy and develops asterixis. Which nursing action has the highest priority?</w:t>
-      </w:r>
-    </w:p>
-    <w:p>
-      <w:pPr>
-        <w:spacing w:after="0" w:before="0"/>
-      </w:pPr>
-      <w:r>
-        <w:rPr>
-          <w:b w:val="0"/>
-          <w:sz w:val="22"/>
-        </w:rPr>
-        <w:t>(a) Prepare to administer lactulose as ordered</w:t>
-      </w:r>
-    </w:p>
-    <w:p>
-      <w:pPr>
-        <w:spacing w:after="0" w:before="0"/>
-      </w:pPr>
-      <w:r>
-        <w:rPr>
-          <w:b w:val="0"/>
-          <w:sz w:val="22"/>
-        </w:rPr>
-        <w:t>(b) Place the client in the supine position</w:t>
-      </w:r>
-    </w:p>
-    <w:p>
-      <w:pPr>
-        <w:spacing w:after="0" w:before="0"/>
-      </w:pPr>
-      <w:r>
-        <w:rPr>
-          <w:b w:val="0"/>
-          <w:sz w:val="22"/>
-        </w:rPr>
-        <w:t>(c) Increase dietary sodium intake</w:t>
-      </w:r>
-    </w:p>
-    <w:p>
-      <w:pPr>
-        <w:spacing w:after="0" w:before="0"/>
-      </w:pPr>
-      <w:r>
-        <w:rPr>
-          <w:b w:val="0"/>
-          <w:sz w:val="22"/>
-        </w:rPr>
-        <w:t>(d) Restrict dietary protein immediately</w:t>
-      </w:r>
-    </w:p>
-    <w:p>
-      <w:pPr>
-        <w:spacing w:after="0" w:before="40"/>
-      </w:pPr>
-      <w:r>
-        <w:rPr>
-          <w:b/>
-          <w:sz w:val="22"/>
-        </w:rPr>
-        <w:t>Answer: a</w:t>
-      </w:r>
-    </w:p>
-    <w:p>
-      <w:pPr>
-        <w:spacing w:after="0" w:before="0"/>
-      </w:pPr>
-      <w:r>
-        <w:rPr>
-          <w:b w:val="0"/>
-          <w:sz w:val="21"/>
-        </w:rPr>
-        <w:t>Solution: Confusion and asterixis indicate hepatic encephalopathy; lactulose reduces serum ammonia (by trapping it in the gut) and is the priority treatment.</w:t>
-      </w:r>
-    </w:p>
-    <w:p>
-      <w:pPr>
-        <w:spacing w:after="0" w:before="0"/>
-      </w:pPr>
-      <w:r>
-        <w:rPr>
-          <w:b w:val="0"/>
-          <w:sz w:val="20"/>
-        </w:rPr>
-        <w:t>Positive Marks: 1</w:t>
-      </w:r>
-    </w:p>
-    <w:p>
-      <w:pPr>
-        <w:spacing w:after="160" w:before="0"/>
-      </w:pPr>
-      <w:r>
-        <w:rPr>
-          <w:b w:val="0"/>
-          <w:sz w:val="20"/>
-        </w:rPr>
-        <w:t>Negative Marks: 0.25</w:t>
-      </w:r>
-    </w:p>
-    <w:p>
-      <w:pPr>
-        <w:spacing w:after="20" w:before="120"/>
-      </w:pPr>
-      <w:r>
-        <w:rPr>
-          <w:b/>
-          <w:sz w:val="22"/>
-        </w:rPr>
-        <w:t>Question: Which of the following is a vector-borne disease?</w:t>
-      </w:r>
-    </w:p>
-    <w:p>
-      <w:pPr>
-        <w:spacing w:after="0" w:before="0"/>
-      </w:pPr>
-      <w:r>
-        <w:rPr>
-          <w:b w:val="0"/>
-          <w:sz w:val="22"/>
-        </w:rPr>
-        <w:t>(a) Cholera</w:t>
-      </w:r>
-    </w:p>
-    <w:p>
-      <w:pPr>
-        <w:spacing w:after="0" w:before="0"/>
-      </w:pPr>
-      <w:r>
-        <w:rPr>
-          <w:b w:val="0"/>
-          <w:sz w:val="22"/>
-        </w:rPr>
-        <w:t>(b) Dengue</w:t>
-      </w:r>
-    </w:p>
-    <w:p>
-      <w:pPr>
-        <w:spacing w:after="0" w:before="0"/>
-      </w:pPr>
-      <w:r>
-        <w:rPr>
-          <w:b w:val="0"/>
-          <w:sz w:val="22"/>
-        </w:rPr>
-        <w:t>(c) Tuberculosis</w:t>
-      </w:r>
-    </w:p>
-    <w:p>
-      <w:pPr>
-        <w:spacing w:after="0" w:before="0"/>
-      </w:pPr>
-      <w:r>
-        <w:rPr>
-          <w:b w:val="0"/>
-          <w:sz w:val="22"/>
-        </w:rPr>
-        <w:t>(d) Hepatitis A</w:t>
-      </w:r>
-    </w:p>
-    <w:p>
-      <w:pPr>
-        <w:spacing w:after="0" w:before="40"/>
-      </w:pPr>
-      <w:r>
-        <w:rPr>
-          <w:b/>
-          <w:sz w:val="22"/>
-        </w:rPr>
-        <w:t>Answer: b</w:t>
-      </w:r>
-    </w:p>
-    <w:p>
-      <w:pPr>
-        <w:spacing w:after="0" w:before="0"/>
-      </w:pPr>
-      <w:r>
-        <w:rPr>
-          <w:b w:val="0"/>
-          <w:sz w:val="21"/>
-        </w:rPr>
-        <w:t>Solution: Dengue is transmitted by the Aedes aegypti mosquito, making it a vector-borne disease.</w:t>
-      </w:r>
-    </w:p>
-    <w:p>
-      <w:pPr>
-        <w:spacing w:after="0" w:before="0"/>
-      </w:pPr>
-      <w:r>
-        <w:rPr>
-          <w:b w:val="0"/>
-          <w:sz w:val="20"/>
-        </w:rPr>
-        <w:t>Positive Marks: 1</w:t>
-      </w:r>
-    </w:p>
-    <w:p>
-      <w:pPr>
-        <w:spacing w:after="160" w:before="0"/>
-      </w:pPr>
-      <w:r>
-        <w:rPr>
-          <w:b w:val="0"/>
-          <w:sz w:val="20"/>
-        </w:rPr>
-        <w:t>Negative Marks: 0.25</w:t>
-      </w:r>
-    </w:p>
-    <w:p>
-      <w:pPr>
-        <w:spacing w:after="20" w:before="120"/>
-      </w:pPr>
-      <w:r>
-        <w:rPr>
-          <w:b/>
-          <w:sz w:val="22"/>
-        </w:rPr>
-        <w:t>Question: During IV Potassium Chloride (KCl) correction, which ECG change indicates hyperkalemia requiring immediate stoppage of infusion?</w:t>
-      </w:r>
-    </w:p>
-    <w:p>
-      <w:pPr>
-        <w:spacing w:after="0" w:before="0"/>
-      </w:pPr>
-      <w:r>
-        <w:rPr>
-          <w:b w:val="0"/>
-          <w:sz w:val="22"/>
-        </w:rPr>
-        <w:t>(a) Shallow inverted T wave</w:t>
-      </w:r>
-    </w:p>
-    <w:p>
-      <w:pPr>
-        <w:spacing w:after="0" w:before="0"/>
-      </w:pPr>
-      <w:r>
-        <w:rPr>
-          <w:b w:val="0"/>
-          <w:sz w:val="22"/>
-        </w:rPr>
-        <w:t>(b) Tall peaked T waves</w:t>
-      </w:r>
-    </w:p>
-    <w:p>
-      <w:pPr>
-        <w:spacing w:after="0" w:before="0"/>
-      </w:pPr>
-      <w:r>
-        <w:rPr>
-          <w:b w:val="0"/>
-          <w:sz w:val="22"/>
-        </w:rPr>
-        <w:t>(c) Prominent U wave</w:t>
-      </w:r>
-    </w:p>
-    <w:p>
-      <w:pPr>
-        <w:spacing w:after="0" w:before="0"/>
-      </w:pPr>
-      <w:r>
-        <w:rPr>
-          <w:b w:val="0"/>
-          <w:sz w:val="22"/>
-        </w:rPr>
-        <w:t>(d) Depressed ST segment</w:t>
-      </w:r>
-    </w:p>
-    <w:p>
-      <w:pPr>
-        <w:spacing w:after="0" w:before="40"/>
-      </w:pPr>
-      <w:r>
-        <w:rPr>
-          <w:b/>
-          <w:sz w:val="22"/>
-        </w:rPr>
-        <w:t>Answer: b</w:t>
-      </w:r>
-    </w:p>
-    <w:p>
-      <w:pPr>
-        <w:spacing w:after="0" w:before="0"/>
-      </w:pPr>
-      <w:r>
-        <w:rPr>
-          <w:b w:val="0"/>
-          <w:sz w:val="21"/>
-        </w:rPr>
-        <w:t>Solution: Tall peaked T waves are the earliest ECG sign of hyperkalemia. Immediate cessation of IV potassium infusion is required to avoid lethal dysrhythmias.</w:t>
-      </w:r>
-    </w:p>
-    <w:p>
-      <w:pPr>
-        <w:spacing w:after="0" w:before="0"/>
-      </w:pPr>
-      <w:r>
-        <w:rPr>
-          <w:b w:val="0"/>
-          <w:sz w:val="20"/>
-        </w:rPr>
-        <w:t>Positive Marks: 1</w:t>
-      </w:r>
-    </w:p>
-    <w:p>
-      <w:pPr>
-        <w:spacing w:after="160" w:before="0"/>
-      </w:pPr>
-      <w:r>
-        <w:rPr>
-          <w:b w:val="0"/>
-          <w:sz w:val="20"/>
-        </w:rPr>
-        <w:t>Negative Marks: 0.25</w:t>
-      </w:r>
-    </w:p>
-    <w:p>
-      <w:pPr>
-        <w:spacing w:after="20" w:before="120"/>
-      </w:pPr>
-      <w:r>
-        <w:rPr>
-          <w:b/>
-          <w:sz w:val="22"/>
-        </w:rPr>
-        <w:t>Question: A nurse uses DPT vaccine and found that vial has granules. What is the next nursing action?</w:t>
-      </w:r>
-    </w:p>
-    <w:p>
-      <w:pPr>
-        <w:spacing w:after="0" w:before="0"/>
-      </w:pPr>
-      <w:r>
-        <w:rPr>
-          <w:b w:val="0"/>
-          <w:sz w:val="22"/>
-        </w:rPr>
-        <w:t>(a) Keep using the vial</w:t>
-      </w:r>
-    </w:p>
-    <w:p>
-      <w:pPr>
-        <w:spacing w:after="0" w:before="0"/>
-      </w:pPr>
-      <w:r>
-        <w:rPr>
-          <w:b w:val="0"/>
-          <w:sz w:val="22"/>
-        </w:rPr>
-        <w:t>(b) Shake vigorously</w:t>
-      </w:r>
-    </w:p>
-    <w:p>
-      <w:pPr>
-        <w:spacing w:after="0" w:before="0"/>
-      </w:pPr>
-      <w:r>
-        <w:rPr>
-          <w:b w:val="0"/>
-          <w:sz w:val="22"/>
-        </w:rPr>
-        <w:t>(c) Check after 15 min</w:t>
-      </w:r>
-    </w:p>
-    <w:p>
-      <w:pPr>
-        <w:spacing w:after="0" w:before="0"/>
-      </w:pPr>
-      <w:r>
-        <w:rPr>
-          <w:b w:val="0"/>
-          <w:sz w:val="22"/>
-        </w:rPr>
-        <w:t>(d) Discard the vial</w:t>
-      </w:r>
-    </w:p>
-    <w:p>
-      <w:pPr>
-        <w:spacing w:after="0" w:before="40"/>
-      </w:pPr>
-      <w:r>
-        <w:rPr>
-          <w:b/>
-          <w:sz w:val="22"/>
-        </w:rPr>
-        <w:t>Answer: d</w:t>
-      </w:r>
-    </w:p>
-    <w:p>
-      <w:pPr>
-        <w:spacing w:after="0" w:before="0"/>
-      </w:pPr>
-      <w:r>
-        <w:rPr>
-          <w:b w:val="0"/>
-          <w:sz w:val="21"/>
-        </w:rPr>
-        <w:t>Solution: A DPT vial showing granules has lost potency and must be discarded.</w:t>
-      </w:r>
-    </w:p>
-    <w:p>
-      <w:pPr>
-        <w:spacing w:after="0" w:before="0"/>
-      </w:pPr>
-      <w:r>
-        <w:rPr>
-          <w:b w:val="0"/>
-          <w:sz w:val="20"/>
-        </w:rPr>
-        <w:t>Positive Marks: 1</w:t>
-      </w:r>
-    </w:p>
-    <w:p>
-      <w:pPr>
-        <w:spacing w:after="160" w:before="0"/>
-      </w:pPr>
-      <w:r>
-        <w:rPr>
-          <w:b w:val="0"/>
-          <w:sz w:val="20"/>
-        </w:rPr>
-        <w:t>Negative Marks: 0.25</w:t>
-      </w:r>
-    </w:p>
-    <w:p>
-      <w:pPr>
-        <w:spacing w:after="20" w:before="120"/>
-      </w:pPr>
-      <w:r>
-        <w:rPr>
-          <w:b/>
-          <w:sz w:val="22"/>
-        </w:rPr>
-        <w:t>Question: In COPD patient given O2 by venturi mask then nursing priority action ?</w:t>
-      </w:r>
-    </w:p>
-    <w:p>
-      <w:pPr>
-        <w:spacing w:after="0" w:before="0"/>
-      </w:pPr>
-      <w:r>
-        <w:rPr>
-          <w:b w:val="0"/>
-          <w:sz w:val="22"/>
-        </w:rPr>
-        <w:t>(a) Assess the dryness of nose</w:t>
-      </w:r>
-    </w:p>
-    <w:p>
-      <w:pPr>
-        <w:spacing w:after="0" w:before="0"/>
-      </w:pPr>
-      <w:r>
-        <w:rPr>
-          <w:b w:val="0"/>
-          <w:sz w:val="22"/>
-        </w:rPr>
-        <w:t>(b) Cheque altertness</w:t>
-      </w:r>
-    </w:p>
-    <w:p>
-      <w:pPr>
-        <w:spacing w:after="0" w:before="0"/>
-      </w:pPr>
-      <w:r>
-        <w:rPr>
-          <w:b w:val="0"/>
-          <w:sz w:val="22"/>
-        </w:rPr>
-        <w:t>(c) Provide hot liquid</w:t>
-      </w:r>
-    </w:p>
-    <w:p>
-      <w:pPr>
-        <w:spacing w:after="0" w:before="0"/>
-      </w:pPr>
-      <w:r>
-        <w:rPr>
-          <w:b w:val="0"/>
-          <w:sz w:val="22"/>
-        </w:rPr>
-        <w:t>(d) Provide supine position</w:t>
-      </w:r>
-    </w:p>
-    <w:p>
-      <w:pPr>
-        <w:spacing w:after="0" w:before="40"/>
-      </w:pPr>
-      <w:r>
-        <w:rPr>
-          <w:b/>
-          <w:sz w:val="22"/>
-        </w:rPr>
-        <w:t>Answer: a</w:t>
-      </w:r>
-    </w:p>
-    <w:p>
-      <w:pPr>
-        <w:spacing w:after="0" w:before="0"/>
-      </w:pPr>
-      <w:r>
-        <w:rPr>
-          <w:b w:val="0"/>
-          <w:sz w:val="21"/>
-        </w:rPr>
-        <w:t>Solution: In a COPD patient on a venturi mask, the nurse assesses dryness of the nasal mucosa as oxygen therapy can dry the airway; humidification is maintained.</w:t>
-      </w:r>
-    </w:p>
-    <w:p>
-      <w:pPr>
-        <w:spacing w:after="0" w:before="0"/>
-      </w:pPr>
-      <w:r>
-        <w:rPr>
-          <w:b w:val="0"/>
-          <w:sz w:val="20"/>
-        </w:rPr>
-        <w:t>Positive Marks: 1</w:t>
-      </w:r>
-    </w:p>
-    <w:p>
-      <w:pPr>
-        <w:spacing w:after="160" w:before="0"/>
-      </w:pPr>
-      <w:r>
-        <w:rPr>
-          <w:b w:val="0"/>
-          <w:sz w:val="20"/>
-        </w:rPr>
-        <w:t>Negative Marks: 0.25</w:t>
-      </w:r>
-    </w:p>
-    <w:p>
-      <w:pPr>
-        <w:spacing w:after="20" w:before="120"/>
-      </w:pPr>
-      <w:r>
-        <w:rPr>
-          <w:b/>
-          <w:sz w:val="22"/>
-        </w:rPr>
-        <w:t>Question: The most appropriate site for checking capillary refill time is:</w:t>
-      </w:r>
-    </w:p>
-    <w:p>
-      <w:pPr>
-        <w:spacing w:after="0" w:before="0"/>
-      </w:pPr>
-      <w:r>
-        <w:rPr>
-          <w:b w:val="0"/>
-          <w:sz w:val="22"/>
-        </w:rPr>
-        <w:t>(a) Sternum</w:t>
-      </w:r>
-    </w:p>
-    <w:p>
-      <w:pPr>
-        <w:spacing w:after="0" w:before="0"/>
-      </w:pPr>
-      <w:r>
-        <w:rPr>
-          <w:b w:val="0"/>
-          <w:sz w:val="22"/>
-        </w:rPr>
-        <w:t>(b) Fingernail bed</w:t>
-      </w:r>
-    </w:p>
-    <w:p>
-      <w:pPr>
-        <w:spacing w:after="0" w:before="0"/>
-      </w:pPr>
-      <w:r>
-        <w:rPr>
-          <w:b w:val="0"/>
-          <w:sz w:val="22"/>
-        </w:rPr>
-        <w:t>(c) Forehead</w:t>
-      </w:r>
-    </w:p>
-    <w:p>
-      <w:pPr>
-        <w:spacing w:after="0" w:before="0"/>
-      </w:pPr>
-      <w:r>
-        <w:rPr>
-          <w:b w:val="0"/>
-          <w:sz w:val="22"/>
-        </w:rPr>
-        <w:t>(d) Earlobe</w:t>
-      </w:r>
-    </w:p>
-    <w:p>
-      <w:pPr>
-        <w:spacing w:after="0" w:before="40"/>
-      </w:pPr>
-      <w:r>
-        <w:rPr>
-          <w:b/>
-          <w:sz w:val="22"/>
-        </w:rPr>
-        <w:t>Answer: b</w:t>
-      </w:r>
-    </w:p>
-    <w:p>
-      <w:pPr>
-        <w:spacing w:after="0" w:before="0"/>
-      </w:pPr>
-      <w:r>
-        <w:rPr>
-          <w:b w:val="0"/>
-          <w:sz w:val="21"/>
-        </w:rPr>
-        <w:t>Solution: Capillary refill is checked by pressing the fingernail bed; normal refill is less than 3 seconds.</w:t>
-      </w:r>
-    </w:p>
-    <w:p>
-      <w:pPr>
-        <w:spacing w:after="0" w:before="0"/>
-      </w:pPr>
-      <w:r>
-        <w:rPr>
-          <w:b w:val="0"/>
-          <w:sz w:val="20"/>
-        </w:rPr>
-        <w:t>Positive Marks: 1</w:t>
-      </w:r>
-    </w:p>
-    <w:p>
-      <w:pPr>
-        <w:spacing w:after="160" w:before="0"/>
-      </w:pPr>
-      <w:r>
-        <w:rPr>
-          <w:b w:val="0"/>
-          <w:sz w:val="20"/>
-        </w:rPr>
-        <w:t>Negative Marks: 0.25</w:t>
-      </w:r>
-    </w:p>
-    <w:p>
-      <w:pPr>
-        <w:spacing w:after="20" w:before="120"/>
-      </w:pPr>
-      <w:r>
-        <w:rPr>
-          <w:b/>
-          <w:sz w:val="22"/>
-        </w:rPr>
-        <w:t>Question: What is the initial nursing intervention for a patient who experiences breathing difficulties during a blood transfusion?</w:t>
-      </w:r>
-    </w:p>
-    <w:p>
-      <w:pPr>
-        <w:spacing w:after="0" w:before="0"/>
-      </w:pPr>
-      <w:r>
-        <w:rPr>
-          <w:b w:val="0"/>
-          <w:sz w:val="22"/>
-        </w:rPr>
-        <w:t>(a) Continue blood transfusion and give adrenaline</w:t>
-      </w:r>
-    </w:p>
-    <w:p>
-      <w:pPr>
-        <w:spacing w:after="0" w:before="0"/>
-      </w:pPr>
-      <w:r>
-        <w:rPr>
-          <w:b w:val="0"/>
-          <w:sz w:val="22"/>
-        </w:rPr>
-        <w:t>(b) Stop the infusion and Inform to the doctor</w:t>
-      </w:r>
-    </w:p>
-    <w:p>
-      <w:pPr>
-        <w:spacing w:after="0" w:before="0"/>
-      </w:pPr>
-      <w:r>
-        <w:rPr>
-          <w:b w:val="0"/>
-          <w:sz w:val="22"/>
-        </w:rPr>
-        <w:t>(c) Stop blood transfusion and administer hydrocortisone</w:t>
-      </w:r>
-    </w:p>
-    <w:p>
-      <w:pPr>
-        <w:spacing w:after="0" w:before="0"/>
-      </w:pPr>
-      <w:r>
-        <w:rPr>
-          <w:b w:val="0"/>
-          <w:sz w:val="22"/>
-        </w:rPr>
-        <w:t>(d) Continue blood transfusion and give DOC calcium</w:t>
-      </w:r>
-    </w:p>
-    <w:p>
-      <w:pPr>
-        <w:spacing w:after="0" w:before="40"/>
-      </w:pPr>
-      <w:r>
-        <w:rPr>
-          <w:b/>
-          <w:sz w:val="22"/>
-        </w:rPr>
-        <w:t>Answer: b</w:t>
-      </w:r>
-    </w:p>
-    <w:p>
-      <w:pPr>
-        <w:spacing w:after="0" w:before="0"/>
-      </w:pPr>
-      <w:r>
-        <w:rPr>
-          <w:b w:val="0"/>
-          <w:sz w:val="21"/>
-        </w:rPr>
-        <w:t>Solution: The priority nursing intervention for a patient with breathing difficulties during a blood transfusion is to stop the infusion immediately and inform the physician. This may indicate a transfusion reaction, such as transfusion-associated circulatory overload (TACO) or transfusion-related acute lung injury (TRALI), which requires prompt medical attention. Nurses should also closely monitor the patient's vital signs, maintain a patent airway, and administer supplemental oxygen as necessary.</w:t>
-      </w:r>
-    </w:p>
-    <w:p>
-      <w:pPr>
-        <w:spacing w:after="0" w:before="0"/>
-      </w:pPr>
-      <w:r>
-        <w:rPr>
-          <w:b w:val="0"/>
-          <w:sz w:val="20"/>
-        </w:rPr>
-        <w:t>Positive Marks: 1</w:t>
-      </w:r>
-    </w:p>
-    <w:p>
-      <w:pPr>
-        <w:spacing w:after="160" w:before="0"/>
-      </w:pPr>
-      <w:r>
-        <w:rPr>
-          <w:b w:val="0"/>
-          <w:sz w:val="20"/>
-        </w:rPr>
-        <w:t>Negative Marks: 0.25</w:t>
-      </w:r>
-    </w:p>
-    <w:p>
-      <w:pPr>
-        <w:spacing w:after="20" w:before="120"/>
-      </w:pPr>
-      <w:r>
-        <w:rPr>
-          <w:b/>
-          <w:sz w:val="22"/>
-        </w:rPr>
-        <w:t>Question: A patient is having hyperventilation and CO2 level is below normal range. Priority nursing management in this patient is?</w:t>
-      </w:r>
-    </w:p>
-    <w:p>
-      <w:pPr>
-        <w:spacing w:after="0" w:before="0"/>
-      </w:pPr>
-      <w:r>
-        <w:rPr>
-          <w:b w:val="0"/>
-          <w:sz w:val="22"/>
-        </w:rPr>
-        <w:t>(a) Inform the doctor</w:t>
-      </w:r>
-    </w:p>
-    <w:p>
-      <w:pPr>
-        <w:spacing w:after="0" w:before="0"/>
-      </w:pPr>
-      <w:r>
-        <w:rPr>
-          <w:b w:val="0"/>
-          <w:sz w:val="22"/>
-        </w:rPr>
-        <w:t>(b) Give O2 directly</w:t>
-      </w:r>
-    </w:p>
-    <w:p>
-      <w:pPr>
-        <w:spacing w:after="0" w:before="0"/>
-      </w:pPr>
-      <w:r>
-        <w:rPr>
-          <w:b w:val="0"/>
-          <w:sz w:val="22"/>
-        </w:rPr>
-        <w:t>(c) Paper bag breath</w:t>
-      </w:r>
-    </w:p>
-    <w:p>
-      <w:pPr>
-        <w:spacing w:after="0" w:before="0"/>
-      </w:pPr>
-      <w:r>
-        <w:rPr>
-          <w:b w:val="0"/>
-          <w:sz w:val="22"/>
-        </w:rPr>
-        <w:t>(d) Give sedative</w:t>
-      </w:r>
-    </w:p>
-    <w:p>
-      <w:pPr>
-        <w:spacing w:after="0" w:before="40"/>
-      </w:pPr>
-      <w:r>
-        <w:rPr>
-          <w:b/>
-          <w:sz w:val="22"/>
-        </w:rPr>
-        <w:t>Answer: c</w:t>
-      </w:r>
-    </w:p>
-    <w:p>
-      <w:pPr>
-        <w:spacing w:after="0" w:before="0"/>
-      </w:pPr>
-      <w:r>
-        <w:rPr>
-          <w:b w:val="0"/>
-          <w:sz w:val="21"/>
-        </w:rPr>
-        <w:t>Solution: In hyperventilation with low CO2, priority management is rebreathing into a paper bag to raise CO2 levels.</w:t>
-      </w:r>
-    </w:p>
-    <w:p>
-      <w:pPr>
-        <w:spacing w:after="0" w:before="0"/>
-      </w:pPr>
-      <w:r>
-        <w:rPr>
-          <w:b w:val="0"/>
-          <w:sz w:val="20"/>
-        </w:rPr>
-        <w:t>Positive Marks: 1</w:t>
-      </w:r>
-    </w:p>
-    <w:p>
-      <w:pPr>
-        <w:spacing w:after="160" w:before="0"/>
-      </w:pPr>
-      <w:r>
-        <w:rPr>
-          <w:b w:val="0"/>
-          <w:sz w:val="20"/>
-        </w:rPr>
-        <w:t>Negative Marks: 0.25</w:t>
-      </w:r>
-    </w:p>
-    <w:p>
-      <w:pPr>
-        <w:spacing w:after="20" w:before="120"/>
-      </w:pPr>
-      <w:r>
-        <w:rPr>
-          <w:b/>
-          <w:sz w:val="22"/>
-        </w:rPr>
-        <w:t>Question: Which is the EARLIEST sign of respiratory distress in an infant?</w:t>
-      </w:r>
-    </w:p>
-    <w:p>
-      <w:pPr>
-        <w:spacing w:after="0" w:before="0"/>
-      </w:pPr>
-      <w:r>
-        <w:rPr>
-          <w:b w:val="0"/>
-          <w:sz w:val="22"/>
-        </w:rPr>
-        <w:t>(a) Nasal flaring</w:t>
-      </w:r>
-    </w:p>
-    <w:p>
-      <w:pPr>
-        <w:spacing w:after="0" w:before="0"/>
-      </w:pPr>
-      <w:r>
-        <w:rPr>
-          <w:b w:val="0"/>
-          <w:sz w:val="22"/>
-        </w:rPr>
-        <w:t>(b) Cyanosis</w:t>
-      </w:r>
-    </w:p>
-    <w:p>
-      <w:pPr>
-        <w:spacing w:after="0" w:before="0"/>
-      </w:pPr>
-      <w:r>
-        <w:rPr>
-          <w:b w:val="0"/>
-          <w:sz w:val="22"/>
-        </w:rPr>
-        <w:t>(c) Bradycardia</w:t>
-      </w:r>
-    </w:p>
-    <w:p>
-      <w:pPr>
-        <w:spacing w:after="0" w:before="0"/>
-      </w:pPr>
-      <w:r>
-        <w:rPr>
-          <w:b w:val="0"/>
-          <w:sz w:val="22"/>
-        </w:rPr>
-        <w:t>(d) Gasping respirations</w:t>
-      </w:r>
-    </w:p>
-    <w:p>
-      <w:pPr>
-        <w:spacing w:after="0" w:before="40"/>
-      </w:pPr>
-      <w:r>
-        <w:rPr>
-          <w:b/>
-          <w:sz w:val="22"/>
-        </w:rPr>
-        <w:t>Answer: a</w:t>
-      </w:r>
-    </w:p>
-    <w:p>
-      <w:pPr>
-        <w:spacing w:after="0" w:before="0"/>
-      </w:pPr>
-      <w:r>
-        <w:rPr>
-          <w:b w:val="0"/>
-          <w:sz w:val="21"/>
-        </w:rPr>
-        <w:t>Solution: Nasal flaring, grunting, retractions and tachypnea appear early; cyanosis and bradycardia are late, pre-arrest signs.</w:t>
-      </w:r>
-    </w:p>
-    <w:p>
-      <w:pPr>
-        <w:spacing w:after="0" w:before="0"/>
-      </w:pPr>
-      <w:r>
-        <w:rPr>
-          <w:b w:val="0"/>
-          <w:sz w:val="20"/>
-        </w:rPr>
-        <w:t>Positive Marks: 1</w:t>
-      </w:r>
-    </w:p>
-    <w:p>
-      <w:pPr>
-        <w:spacing w:after="160" w:before="0"/>
-      </w:pPr>
-      <w:r>
-        <w:rPr>
-          <w:b w:val="0"/>
-          <w:sz w:val="20"/>
-        </w:rPr>
-        <w:t>Negative Marks: 0.25</w:t>
-      </w:r>
-    </w:p>
-    <w:p>
-      <w:pPr>
-        <w:spacing w:after="20" w:before="120"/>
-      </w:pPr>
-      <w:r>
-        <w:rPr>
-          <w:b/>
-          <w:sz w:val="22"/>
-        </w:rPr>
-        <w:t>Question: Severe, painful vaginal bleeding in the third trimester (34 weeks) with uterine tenderness indicates</w:t>
-      </w:r>
-    </w:p>
-    <w:p>
-      <w:pPr>
-        <w:spacing w:after="0" w:before="0"/>
-      </w:pPr>
-      <w:r>
-        <w:rPr>
-          <w:b w:val="0"/>
-          <w:sz w:val="22"/>
-        </w:rPr>
-        <w:t>(a) Placenta Previa</w:t>
-      </w:r>
-    </w:p>
-    <w:p>
-      <w:pPr>
-        <w:spacing w:after="0" w:before="0"/>
-      </w:pPr>
-      <w:r>
-        <w:rPr>
-          <w:b w:val="0"/>
-          <w:sz w:val="22"/>
-        </w:rPr>
-        <w:t>(b) Placenta Percreta</w:t>
-      </w:r>
-    </w:p>
-    <w:p>
-      <w:pPr>
-        <w:spacing w:after="0" w:before="0"/>
-      </w:pPr>
-      <w:r>
-        <w:rPr>
-          <w:b w:val="0"/>
-          <w:sz w:val="22"/>
-        </w:rPr>
-        <w:t>(c) Abruptio Placentae</w:t>
-      </w:r>
-    </w:p>
-    <w:p>
-      <w:pPr>
-        <w:spacing w:after="0" w:before="0"/>
-      </w:pPr>
-      <w:r>
-        <w:rPr>
-          <w:b w:val="0"/>
-          <w:sz w:val="22"/>
-        </w:rPr>
-        <w:t>(d) Placenta Accreta</w:t>
-      </w:r>
-    </w:p>
-    <w:p>
-      <w:pPr>
-        <w:spacing w:after="0" w:before="40"/>
-      </w:pPr>
-      <w:r>
-        <w:rPr>
-          <w:b/>
-          <w:sz w:val="22"/>
-        </w:rPr>
-        <w:t>Answer: c</w:t>
-      </w:r>
-    </w:p>
-    <w:p>
-      <w:pPr>
-        <w:spacing w:after="0" w:before="0"/>
-      </w:pPr>
-      <w:r>
-        <w:rPr>
-          <w:b w:val="0"/>
-          <w:sz w:val="21"/>
-        </w:rPr>
-        <w:t>Solution: Abruptio Placentae presents with painful dark vaginal bleeding, uterine hypertonia, and abdominal pain due to premature placental separation.</w:t>
-      </w:r>
-    </w:p>
-    <w:p>
-      <w:pPr>
-        <w:spacing w:after="0" w:before="0"/>
-      </w:pPr>
-      <w:r>
-        <w:rPr>
-          <w:b w:val="0"/>
-          <w:sz w:val="20"/>
-        </w:rPr>
-        <w:t>Positive Marks: 1</w:t>
-      </w:r>
-    </w:p>
-    <w:p>
-      <w:pPr>
-        <w:spacing w:after="160" w:before="0"/>
-      </w:pPr>
-      <w:r>
-        <w:rPr>
-          <w:b w:val="0"/>
-          <w:sz w:val="20"/>
-        </w:rPr>
-        <w:t>Negative Marks: 0.25</w:t>
-      </w:r>
-    </w:p>
-    <w:p>
-      <w:pPr>
-        <w:spacing w:after="20" w:before="120"/>
-      </w:pPr>
-      <w:r>
-        <w:rPr>
-          <w:b/>
-          <w:sz w:val="22"/>
-        </w:rPr>
-        <w:t>Question: Intermittent positive pressure breathing is contraindicated in:</w:t>
-      </w:r>
-    </w:p>
-    <w:p>
-      <w:pPr>
-        <w:spacing w:after="0" w:before="0"/>
-      </w:pPr>
-      <w:r>
-        <w:rPr>
-          <w:b w:val="0"/>
-          <w:sz w:val="22"/>
-        </w:rPr>
-        <w:t>(a) Pulmonary edema</w:t>
-      </w:r>
-    </w:p>
-    <w:p>
-      <w:pPr>
-        <w:spacing w:after="0" w:before="0"/>
-      </w:pPr>
-      <w:r>
-        <w:rPr>
-          <w:b w:val="0"/>
-          <w:sz w:val="22"/>
-        </w:rPr>
-        <w:t>(b) Tracheoesophageal fistula</w:t>
-      </w:r>
-    </w:p>
-    <w:p>
-      <w:pPr>
-        <w:spacing w:after="0" w:before="0"/>
-      </w:pPr>
-      <w:r>
-        <w:rPr>
-          <w:b w:val="0"/>
-          <w:sz w:val="22"/>
-        </w:rPr>
-        <w:t>(c) Asthma</w:t>
-      </w:r>
-    </w:p>
-    <w:p>
-      <w:pPr>
-        <w:spacing w:after="0" w:before="0"/>
-      </w:pPr>
-      <w:r>
-        <w:rPr>
-          <w:b w:val="0"/>
-          <w:sz w:val="22"/>
-        </w:rPr>
-        <w:t>(d) Comatose patient</w:t>
-      </w:r>
-    </w:p>
-    <w:p>
-      <w:pPr>
-        <w:spacing w:after="0" w:before="40"/>
-      </w:pPr>
-      <w:r>
-        <w:rPr>
-          <w:b/>
-          <w:sz w:val="22"/>
-        </w:rPr>
-        <w:t>Answer: b</w:t>
-      </w:r>
-    </w:p>
-    <w:p>
-      <w:pPr>
-        <w:spacing w:after="0" w:before="0"/>
-      </w:pPr>
-      <w:r>
-        <w:rPr>
-          <w:b w:val="0"/>
-          <w:sz w:val="21"/>
-        </w:rPr>
-        <w:t>Solution: IPPB is contraindicated in tracheo-oesophageal fistula (air leaks through the fistula instead of ventilating the lungs).</w:t>
-      </w:r>
-    </w:p>
-    <w:p>
-      <w:pPr>
-        <w:spacing w:after="0" w:before="0"/>
-      </w:pPr>
-      <w:r>
-        <w:rPr>
-          <w:b w:val="0"/>
-          <w:sz w:val="20"/>
-        </w:rPr>
-        <w:t>Positive Marks: 1</w:t>
-      </w:r>
-    </w:p>
-    <w:p>
-      <w:pPr>
-        <w:spacing w:after="160" w:before="0"/>
-      </w:pPr>
-      <w:r>
-        <w:rPr>
-          <w:b w:val="0"/>
-          <w:sz w:val="20"/>
-        </w:rPr>
-        <w:t>Negative Marks: 0.25</w:t>
-      </w:r>
-    </w:p>
-    <w:p>
-      <w:pPr>
-        <w:spacing w:after="20" w:before="120"/>
-      </w:pPr>
-      <w:r>
-        <w:rPr>
-          <w:b/>
-          <w:sz w:val="22"/>
-        </w:rPr>
-        <w:t>Question: Which communication technique is most therapeutic for a withdrawn, depressed client?</w:t>
-      </w:r>
-    </w:p>
-    <w:p>
-      <w:pPr>
-        <w:spacing w:after="0" w:before="0"/>
-      </w:pPr>
-      <w:r>
-        <w:rPr>
-          <w:b w:val="0"/>
-          <w:sz w:val="22"/>
-        </w:rPr>
-        <w:t>(a) 'Everyone feels sad sometimes.'</w:t>
-      </w:r>
-    </w:p>
-    <w:p>
-      <w:pPr>
-        <w:spacing w:after="0" w:before="0"/>
-      </w:pPr>
-      <w:r>
-        <w:rPr>
-          <w:b w:val="0"/>
-          <w:sz w:val="22"/>
-        </w:rPr>
-        <w:t>(b) 'Tell me more about how you are feeling.'</w:t>
-      </w:r>
-    </w:p>
-    <w:p>
-      <w:pPr>
-        <w:spacing w:after="0" w:before="0"/>
-      </w:pPr>
-      <w:r>
-        <w:rPr>
-          <w:b w:val="0"/>
-          <w:sz w:val="22"/>
-        </w:rPr>
-        <w:t>(c) 'You should not feel so sad.'</w:t>
-      </w:r>
-    </w:p>
-    <w:p>
-      <w:pPr>
-        <w:spacing w:after="0" w:before="0"/>
-      </w:pPr>
-      <w:r>
-        <w:rPr>
-          <w:b w:val="0"/>
-          <w:sz w:val="22"/>
-        </w:rPr>
-        <w:t>(d) 'Why do you feel this way?'</w:t>
-      </w:r>
-    </w:p>
-    <w:p>
-      <w:pPr>
-        <w:spacing w:after="0" w:before="40"/>
-      </w:pPr>
-      <w:r>
-        <w:rPr>
-          <w:b/>
-          <w:sz w:val="22"/>
-        </w:rPr>
-        <w:t>Answer: b</w:t>
-      </w:r>
-    </w:p>
-    <w:p>
-      <w:pPr>
-        <w:spacing w:after="0" w:before="0"/>
-      </w:pPr>
-      <w:r>
-        <w:rPr>
-          <w:b w:val="0"/>
-          <w:sz w:val="21"/>
-        </w:rPr>
-        <w:t>Solution: Open-ended, accepting statements ('Tell me more…') encourage expression; the other responses judge, belittle or close off communication.</w:t>
-      </w:r>
-    </w:p>
-    <w:p>
-      <w:pPr>
-        <w:spacing w:after="0" w:before="0"/>
-      </w:pPr>
-      <w:r>
-        <w:rPr>
-          <w:b w:val="0"/>
-          <w:sz w:val="20"/>
-        </w:rPr>
-        <w:t>Positive Marks: 1</w:t>
-      </w:r>
-    </w:p>
-    <w:p>
-      <w:pPr>
-        <w:spacing w:after="160" w:before="0"/>
-      </w:pPr>
-      <w:r>
-        <w:rPr>
-          <w:b w:val="0"/>
-          <w:sz w:val="20"/>
-        </w:rPr>
-        <w:t>Negative Marks: 0.25</w:t>
-      </w:r>
-    </w:p>
-    <w:p>
-      <w:pPr>
-        <w:spacing w:after="20" w:before="120"/>
-      </w:pPr>
-      <w:r>
-        <w:rPr>
-          <w:b/>
-          <w:sz w:val="22"/>
-        </w:rPr>
-        <w:t>Question: Which vaccine can be frozen during storage?</w:t>
-      </w:r>
-    </w:p>
-    <w:p>
-      <w:pPr>
-        <w:spacing w:after="0" w:before="0"/>
-      </w:pPr>
-      <w:r>
-        <w:rPr>
-          <w:b w:val="0"/>
-          <w:sz w:val="22"/>
-        </w:rPr>
-        <w:t>(a) Polio (OPV)</w:t>
-      </w:r>
-    </w:p>
-    <w:p>
-      <w:pPr>
-        <w:spacing w:after="0" w:before="0"/>
-      </w:pPr>
-      <w:r>
-        <w:rPr>
-          <w:b w:val="0"/>
-          <w:sz w:val="22"/>
-        </w:rPr>
-        <w:t>(b) DPT / DT</w:t>
-      </w:r>
-    </w:p>
-    <w:p>
-      <w:pPr>
-        <w:spacing w:after="0" w:before="0"/>
-      </w:pPr>
-      <w:r>
-        <w:rPr>
-          <w:b w:val="0"/>
-          <w:sz w:val="22"/>
-        </w:rPr>
-        <w:t>(c) BCG</w:t>
-      </w:r>
-    </w:p>
-    <w:p>
-      <w:pPr>
-        <w:spacing w:after="0" w:before="0"/>
-      </w:pPr>
-      <w:r>
-        <w:rPr>
-          <w:b w:val="0"/>
-          <w:sz w:val="22"/>
-        </w:rPr>
-        <w:t>(d) MMR</w:t>
-      </w:r>
-    </w:p>
-    <w:p>
-      <w:pPr>
-        <w:spacing w:after="0" w:before="40"/>
-      </w:pPr>
-      <w:r>
-        <w:rPr>
-          <w:b/>
-          <w:sz w:val="22"/>
-        </w:rPr>
-        <w:t>Answer: d</w:t>
-      </w:r>
-    </w:p>
-    <w:p>
-      <w:pPr>
-        <w:spacing w:after="0" w:before="0"/>
-      </w:pPr>
-      <w:r>
-        <w:rPr>
-          <w:b w:val="0"/>
-          <w:sz w:val="21"/>
-        </w:rPr>
-        <w:t>Solution: Freeze-dried (lyophilized) vaccines like MMR and Measles can be stored in frozen state (-20°C). Liquid vaccines containing adjuvants (DPT, TT, Hepatitis B) must never be frozen.</w:t>
-      </w:r>
-    </w:p>
-    <w:p>
-      <w:pPr>
-        <w:spacing w:after="0" w:before="0"/>
-      </w:pPr>
-      <w:r>
-        <w:rPr>
-          <w:b w:val="0"/>
-          <w:sz w:val="20"/>
-        </w:rPr>
-        <w:t>Positive Marks: 1</w:t>
-      </w:r>
-    </w:p>
-    <w:p>
-      <w:pPr>
-        <w:spacing w:after="160" w:before="0"/>
-      </w:pPr>
-      <w:r>
-        <w:rPr>
-          <w:b w:val="0"/>
-          <w:sz w:val="20"/>
-        </w:rPr>
-        <w:t>Negative Marks: 0.25</w:t>
-      </w:r>
-    </w:p>
-    <w:p>
-      <w:pPr>
-        <w:spacing w:after="20" w:before="120"/>
-      </w:pPr>
-      <w:r>
-        <w:rPr>
-          <w:b/>
-          <w:sz w:val="22"/>
-        </w:rPr>
-        <w:t>Question: The umblical cord contain at term by?</w:t>
-      </w:r>
-    </w:p>
-    <w:p>
-      <w:pPr>
-        <w:spacing w:after="0" w:before="0"/>
-      </w:pPr>
-      <w:r>
-        <w:rPr>
-          <w:b w:val="0"/>
-          <w:sz w:val="22"/>
-        </w:rPr>
-        <w:t>(a) One arteries two vein</w:t>
-      </w:r>
-    </w:p>
-    <w:p>
-      <w:pPr>
-        <w:spacing w:after="0" w:before="0"/>
-      </w:pPr>
-      <w:r>
-        <w:rPr>
-          <w:b w:val="0"/>
-          <w:sz w:val="22"/>
-        </w:rPr>
-        <w:t>(b) Two arteries two vein</w:t>
-      </w:r>
-    </w:p>
-    <w:p>
-      <w:pPr>
-        <w:spacing w:after="0" w:before="0"/>
-      </w:pPr>
-      <w:r>
-        <w:rPr>
-          <w:b w:val="0"/>
-          <w:sz w:val="22"/>
-        </w:rPr>
-        <w:t>(c) Two arteries one vein</w:t>
-      </w:r>
-    </w:p>
-    <w:p>
-      <w:pPr>
-        <w:spacing w:after="0" w:before="0"/>
-      </w:pPr>
-      <w:r>
-        <w:rPr>
-          <w:b w:val="0"/>
-          <w:sz w:val="22"/>
-        </w:rPr>
-        <w:t>(d) One arteries one vein</w:t>
-      </w:r>
-    </w:p>
-    <w:p>
-      <w:pPr>
-        <w:spacing w:after="0" w:before="40"/>
-      </w:pPr>
-      <w:r>
-        <w:rPr>
-          <w:b/>
-          <w:sz w:val="22"/>
-        </w:rPr>
-        <w:t>Answer: c</w:t>
-      </w:r>
-    </w:p>
-    <w:p>
-      <w:pPr>
-        <w:spacing w:after="0" w:before="0"/>
-      </w:pPr>
-      <w:r>
-        <w:rPr>
-          <w:b w:val="0"/>
-          <w:sz w:val="21"/>
-        </w:rPr>
-        <w:t>Solution: The umbilical cord at term contains two arteries and one vein (2A-1V).</w:t>
-      </w:r>
-    </w:p>
-    <w:p>
-      <w:pPr>
-        <w:spacing w:after="0" w:before="0"/>
-      </w:pPr>
-      <w:r>
-        <w:rPr>
-          <w:b w:val="0"/>
-          <w:sz w:val="20"/>
-        </w:rPr>
-        <w:t>Positive Marks: 1</w:t>
-      </w:r>
-    </w:p>
-    <w:p>
-      <w:pPr>
-        <w:spacing w:after="160" w:before="0"/>
-      </w:pPr>
-      <w:r>
-        <w:rPr>
-          <w:b w:val="0"/>
-          <w:sz w:val="20"/>
-        </w:rPr>
-        <w:t>Negative Marks: 0.25</w:t>
-      </w:r>
-    </w:p>
-    <w:p>
-      <w:pPr>
-        <w:spacing w:after="20" w:before="120"/>
-      </w:pPr>
-      <w:r>
-        <w:rPr>
-          <w:b/>
-          <w:sz w:val="22"/>
-        </w:rPr>
-        <w:t>Question: Which disease is not included in national vector bornedisease control program?</w:t>
-      </w:r>
-    </w:p>
-    <w:p>
-      <w:pPr>
-        <w:spacing w:after="0" w:before="0"/>
-      </w:pPr>
-      <w:r>
-        <w:rPr>
-          <w:b w:val="0"/>
-          <w:sz w:val="22"/>
-        </w:rPr>
-        <w:t>(a) Malaria</w:t>
-      </w:r>
-    </w:p>
-    <w:p>
-      <w:pPr>
-        <w:spacing w:after="0" w:before="0"/>
-      </w:pPr>
-      <w:r>
-        <w:rPr>
-          <w:b w:val="0"/>
-          <w:sz w:val="22"/>
-        </w:rPr>
-        <w:t>(b) Plague</w:t>
-      </w:r>
-    </w:p>
-    <w:p>
-      <w:pPr>
-        <w:spacing w:after="0" w:before="0"/>
-      </w:pPr>
-      <w:r>
-        <w:rPr>
-          <w:b w:val="0"/>
-          <w:sz w:val="22"/>
-        </w:rPr>
-        <w:t>(c) Dengue</w:t>
-      </w:r>
-    </w:p>
-    <w:p>
-      <w:pPr>
-        <w:spacing w:after="0" w:before="0"/>
-      </w:pPr>
-      <w:r>
-        <w:rPr>
-          <w:b w:val="0"/>
-          <w:sz w:val="22"/>
-        </w:rPr>
-        <w:t>(d) Chikungunya</w:t>
-      </w:r>
-    </w:p>
-    <w:p>
-      <w:pPr>
-        <w:spacing w:after="0" w:before="40"/>
-      </w:pPr>
-      <w:r>
-        <w:rPr>
-          <w:b/>
-          <w:sz w:val="22"/>
-        </w:rPr>
-        <w:t>Answer: b</w:t>
-      </w:r>
-    </w:p>
-    <w:p>
-      <w:pPr>
-        <w:spacing w:after="0" w:before="0"/>
-      </w:pPr>
-      <w:r>
-        <w:rPr>
-          <w:b w:val="0"/>
-          <w:sz w:val="21"/>
-        </w:rPr>
-        <w:t>Solution: Plague is not included in the national vector-borne disease control program (option A). The national vector-borne disease control programs typically focus on diseases that are transmitted to humans through vectors such as mosquitoes, ticks, and flies. These programs aim to prevent, control, and manage diseases such as malaria, dengue fever, chikungunya, and other mosquito-borne diseases. Plague, on the other hand, is primarily transmitted through fleas that infest rodents, and it is not commonly included in the scope of national vector-borne disease control programs. Plague control strategies usually involve specific interventions targeted at rodent and flea control to prevent outbreaks and minimize the risk of transmission to humans.</w:t>
-      </w:r>
-    </w:p>
-    <w:p>
-      <w:pPr>
-        <w:spacing w:after="0" w:before="0"/>
-      </w:pPr>
-      <w:r>
-        <w:rPr>
-          <w:b w:val="0"/>
-          <w:sz w:val="20"/>
-        </w:rPr>
-        <w:t>Positive Marks: 1</w:t>
-      </w:r>
-    </w:p>
-    <w:p>
-      <w:pPr>
-        <w:spacing w:after="160" w:before="0"/>
-      </w:pPr>
-      <w:r>
-        <w:rPr>
-          <w:b w:val="0"/>
-          <w:sz w:val="20"/>
-        </w:rPr>
-        <w:t>Negative Marks: 0.25</w:t>
+      <w:r>
+        <w:t xml:space="preserve">Question: The normal serum osmolality of plasma is approximately:</w:t>
+      </w:r>
+    </w:p>
+    <w:p>
+      <w:r>
+        <w:t xml:space="preserve">(a) 100–150 mOsm/kg</w:t>
+      </w:r>
+    </w:p>
+    <w:p>
+      <w:r>
+        <w:t xml:space="preserve">(b) 275–295 mOsm/kg</w:t>
+      </w:r>
+    </w:p>
+    <w:p>
+      <w:r>
+        <w:t xml:space="preserve">(c) 400–500 mOsm/kg</w:t>
+      </w:r>
+    </w:p>
+    <w:p>
+      <w:r>
+        <w:t xml:space="preserve">(d) 600–800 mOsm/kg</w:t>
+      </w:r>
+    </w:p>
+    <w:p>
+      <w:r>
+        <w:t xml:space="preserve">Answer: b</w:t>
+      </w:r>
+    </w:p>
+    <w:p>
+      <w:r>
+        <w:t xml:space="preserve">Solution: ✅ Correct Answer: (b) 275–295 mOsm/kg</w:t>
+      </w:r>
+    </w:p>
+    <w:p>
+      <w:r>
+        <w:t xml:space="preserve">🧠 Clinical Rationale: Serum osmolality measures the concentration of dissolved solutes (mainly sodium, glucose, urea) per kilogram of plasma water. The normal range of 275–295 mOsm/kg reflects the body's tightly regulated water–electrolyte balance. It rises in dehydration/hypernatremia and falls in overhydration/hyponatremia, driving water movement between compartments.</w:t>
+      </w:r>
+    </w:p>
+    <w:p>
+      <w:r>
+        <w:t xml:space="preserve">🔍 Key Clues: "Normal serum osmolality" → memorize the 275–295 range as the physiological set point.</w:t>
+      </w:r>
+    </w:p>
+    <w:p>
+      <w:r>
+        <w:t xml:space="preserve">❌ Why Not Other Options?</w:t>
+      </w:r>
+    </w:p>
+    <w:p>
+      <w:r>
+        <w:t xml:space="preserve">(a) — 100–150 mOsm/kg is far too dilute — such a level would reflect massive water excess incompatible with life.</w:t>
+      </w:r>
+    </w:p>
+    <w:p>
+      <w:r>
+        <w:t xml:space="preserve">(c) — 400–500 mOsm/kg indicates severe hyperosmolar states (e.g., diabetic ketoacidosis), not normal.</w:t>
+      </w:r>
+    </w:p>
+    <w:p>
+      <w:r>
+        <w:t xml:space="preserve">(d) — 600–800 mOsm/kg is grossly elevated and seen only in extreme hyperglycemic hyperosmolar states.</w:t>
+      </w:r>
+    </w:p>
+    <w:p>
+      <w:r>
+        <w:t xml:space="preserve">⚠️ Exam Trap: Osmolality (275–295, per kg of solvent) is often confused with osmolarity (per L of solution) — values are nearly equal but definitions differ. The 275–295 number is the exam anchor.</w:t>
+      </w:r>
+    </w:p>
+    <w:p>
+      <w:r>
+        <w:t xml:space="preserve">💎 PNC Pearl: Osmolality ≈ 2 × Na⁺ + Glucose/18 + BUN/2.8 — a single sodium value lets you estimate the result.</w:t>
+      </w:r>
+    </w:p>
+    <w:p>
+      <w:r>
+        <w:t xml:space="preserve">📌 Concept Extension: Serum sodium is the dominant determinant of osmolality — hypernatremia = hyperosmolar, hyponatremia = hypo-osmolar (unless glucose/urea are elevated).</w:t>
+      </w:r>
+    </w:p>
+    <w:p>
+      <w:r>
+        <w:t xml:space="preserve">Positive Marks: 1</w:t>
+      </w:r>
+    </w:p>
+    <w:p>
+      <w:r>
+        <w:t xml:space="preserve">Negative Marks: 0.25</w:t>
+      </w:r>
+    </w:p>
+    <w:p>
+      <w:r>
+        <w:t xml:space="preserve"/>
+      </w:r>
+    </w:p>
+    <w:p>
+      <w:r>
+        <w:t xml:space="preserve">Question: The nurse is measuring a patient's oxygen saturation with a pulse oximeter. Which factor can cause an inaccurate (falsely low) reading?</w:t>
+      </w:r>
+    </w:p>
+    <w:p>
+      <w:r>
+        <w:t xml:space="preserve">(a) Cold extremities, nail polish, or poor perfusion</w:t>
+      </w:r>
+    </w:p>
+    <w:p>
+      <w:r>
+        <w:t xml:space="preserve">(b) A warm, well-perfused finger</w:t>
+      </w:r>
+    </w:p>
+    <w:p>
+      <w:r>
+        <w:t xml:space="preserve">(c) Normal skin color</w:t>
+      </w:r>
+    </w:p>
+    <w:p>
+      <w:r>
+        <w:t xml:space="preserve">(d) A correctly placed probe</w:t>
+      </w:r>
+    </w:p>
+    <w:p>
+      <w:r>
+        <w:t xml:space="preserve">Answer: a</w:t>
+      </w:r>
+    </w:p>
+    <w:p>
+      <w:r>
+        <w:t xml:space="preserve">Solution: ✅ Correct Answer: (a) Cold extremities, nail polish, or poor perfusion</w:t>
+      </w:r>
+    </w:p>
+    <w:p>
+      <w:r>
+        <w:t xml:space="preserve">🧠 Clinical Rationale: Pulse oximetry works by detecting the pulsatile light absorption of oxygenated vs deoxygenated hemoglobin. Anything that dampens the signal — cold extremities, vasoconstriction/poor perfusion, nail polish, motion, or bright ambient light — produces unreliable, often falsely low, readings.</w:t>
+      </w:r>
+    </w:p>
+    <w:p>
+      <w:r>
+        <w:t xml:space="preserve">🔍 Key Clues: "Inaccurate (falsely low) reading" → look for the option that interferes with the optical signal.</w:t>
+      </w:r>
+    </w:p>
+    <w:p>
+      <w:r>
+        <w:t xml:space="preserve">❌ Why Not Other Options?</w:t>
+      </w:r>
+    </w:p>
+    <w:p>
+      <w:r>
+        <w:t xml:space="preserve">(b) — A warm, well-perfused finger gives the most accurate reading.</w:t>
+      </w:r>
+    </w:p>
+    <w:p>
+      <w:r>
+        <w:t xml:space="preserve">(c) — Normal skin color does not affect accuracy; it is perfusion and signal quality that matter.</w:t>
+      </w:r>
+    </w:p>
+    <w:p>
+      <w:r>
+        <w:t xml:space="preserve">(d) — A correctly placed probe is the requirement for accuracy, not a source of error.</w:t>
+      </w:r>
+    </w:p>
+    <w:p>
+      <w:r>
+        <w:t xml:space="preserve">⚠️ Exam Trap: Carbon monoxide poisoning gives a FALSELY NORMAL SpO₂ (carboxyhemoglobin is read as oxyhemoglobin) — the opposite direction of error. Always correlate SpO₂ with clinical status.</w:t>
+      </w:r>
+    </w:p>
+    <w:p>
+      <w:r>
+        <w:t xml:space="preserve">💎 PNC Pearl: "CO = falsely normal; cold/nail polish = falsely low." Remove nail polish and warm the site before retesting.</w:t>
+      </w:r>
+    </w:p>
+    <w:p>
+      <w:r>
+        <w:t xml:space="preserve">📌 Concept Extension: SpO₂ &lt;90% corresponds to a PaO₂ of roughly 60 mmHg — the classic point where clinicians escalate oxygen therapy.</w:t>
+      </w:r>
+    </w:p>
+    <w:p>
+      <w:r>
+        <w:t xml:space="preserve">Positive Marks: 1</w:t>
+      </w:r>
+    </w:p>
+    <w:p>
+      <w:r>
+        <w:t xml:space="preserve">Negative Marks: 0.25</w:t>
+      </w:r>
+    </w:p>
+    <w:p>
+      <w:r>
+        <w:t xml:space="preserve"/>
+      </w:r>
+    </w:p>
+    <w:p>
+      <w:r>
+        <w:t xml:space="preserve">Question: A patient with cirrhosis develops hematemesis from esophageal varices. The priority nursing action is:</w:t>
+      </w:r>
+    </w:p>
+    <w:p>
+      <w:r>
+        <w:t xml:space="preserve">(a) Maintain the airway, give oxygen, and prepare for emergency treatment</w:t>
+      </w:r>
+    </w:p>
+    <w:p>
+      <w:r>
+        <w:t xml:space="preserve">(b) Give oral fluids</w:t>
+      </w:r>
+    </w:p>
+    <w:p>
+      <w:r>
+        <w:t xml:space="preserve">(c) Apply a heating pad</w:t>
+      </w:r>
+    </w:p>
+    <w:p>
+      <w:r>
+        <w:t xml:space="preserve">(d) Send the patient home</w:t>
+      </w:r>
+    </w:p>
+    <w:p>
+      <w:r>
+        <w:t xml:space="preserve">Answer: a</w:t>
+      </w:r>
+    </w:p>
+    <w:p>
+      <w:r>
+        <w:t xml:space="preserve">Solution: ✅ Correct Answer: (a) Maintain the airway, give oxygen, and prepare for emergency treatment</w:t>
+      </w:r>
+    </w:p>
+    <w:p>
+      <w:r>
+        <w:t xml:space="preserve">🧠 Clinical Rationale: Bleeding esophageal varices is a life-threatening medical emergency — massive hemorrhage can cause shock and airway compromise. The priority is ABC: protect the airway (vomiting blood), give oxygen, establish large-bore IV access, and prepare for urgent therapy (vasoactive drugs such as octreotide/terlipressin, endoscopic band ligation, and blood transfusion).</w:t>
+      </w:r>
+    </w:p>
+    <w:p>
+      <w:r>
+        <w:t xml:space="preserve">🔍 Key Clues: "Cirrhosis" + "hematemesis" + "varices" = portal hypertension bleeding → treat as hemorrhage with airway risk.</w:t>
+      </w:r>
+    </w:p>
+    <w:p>
+      <w:r>
+        <w:t xml:space="preserve">❌ Why Not Other Options?</w:t>
+      </w:r>
+    </w:p>
+    <w:p>
+      <w:r>
+        <w:t xml:space="preserve">(b) — Oral fluids are contraindicated in active upper GI bleeding; the patient must be NPO.</w:t>
+      </w:r>
+    </w:p>
+    <w:p>
+      <w:r>
+        <w:t xml:space="preserve">(c) — A heating pad has no role and may worsen vasodilation; the priority is resuscitation.</w:t>
+      </w:r>
+    </w:p>
+    <w:p>
+      <w:r>
+        <w:t xml:space="preserve">(d) — Sending the patient home with active variceal bleeding risks death from exsanguination.</w:t>
+      </w:r>
+    </w:p>
+    <w:p>
+      <w:r>
+        <w:t xml:space="preserve">⚠️ Exam Trap: In GI bleeding, "priority" always = airway + circulation, never oral fluids or observation. Variceal bleeding has the highest mortality of all GI bleeds.</w:t>
+      </w:r>
+    </w:p>
+    <w:p>
+      <w:r>
+        <w:t xml:space="preserve">💎 PNC Pearl: Variceal bleed → ABC first, then IV access, octreotide, antibiotics (prevent SBP), and endoscopy within 12 hours.</w:t>
+      </w:r>
+    </w:p>
+    <w:p>
+      <w:r>
+        <w:t xml:space="preserve">🎯 Clinical Decision Rule: Active bleeding → airway → circulation → definitive control (endoscopy/banding).</w:t>
+      </w:r>
+    </w:p>
+    <w:p>
+      <w:r>
+        <w:t xml:space="preserve">Positive Marks: 1</w:t>
+      </w:r>
+    </w:p>
+    <w:p>
+      <w:r>
+        <w:t xml:space="preserve">Negative Marks: 0.25</w:t>
+      </w:r>
+    </w:p>
+    <w:p>
+      <w:r>
+        <w:t xml:space="preserve"/>
+      </w:r>
+    </w:p>
+    <w:p>
+      <w:r>
+        <w:t xml:space="preserve">Question: A patient at 32 weeks of gestation is diagnosed with anemia (Hb 8 g/dL). The nurse should teach the patient to:</w:t>
+      </w:r>
+    </w:p>
+    <w:p>
+      <w:r>
+        <w:t xml:space="preserve">(a) Take iron and folic acid supplements as prescribed and eat iron-rich foods</w:t>
+      </w:r>
+    </w:p>
+    <w:p>
+      <w:r>
+        <w:t xml:space="preserve">(b) Stop all supplements</w:t>
+      </w:r>
+    </w:p>
+    <w:p>
+      <w:r>
+        <w:t xml:space="preserve">(c) Avoid fruits</w:t>
+      </w:r>
+    </w:p>
+    <w:p>
+      <w:r>
+        <w:t xml:space="preserve">(d) Drink tea with every meal</w:t>
+      </w:r>
+    </w:p>
+    <w:p>
+      <w:r>
+        <w:t xml:space="preserve">Answer: a</w:t>
+      </w:r>
+    </w:p>
+    <w:p>
+      <w:r>
+        <w:t xml:space="preserve">Solution: ✅ Correct Answer: (a) Take iron and folic acid supplements as prescribed and eat iron-rich foods</w:t>
+      </w:r>
+    </w:p>
+    <w:p>
+      <w:r>
+        <w:t xml:space="preserve">🧠 Clinical Rationale: Pregnancy anemia (Hb &lt;11 g/dL) is treated with iron and folic acid supplements plus iron-rich foods. Vitamin C (citrus fruits) enhances iron absorption, while tea, coffee, and calcium taken with meals REDUCE absorption. Severe anemia (Hb &lt;7 g/dL) may need parenteral iron or transfusion.</w:t>
+      </w:r>
+    </w:p>
+    <w:p>
+      <w:r>
+        <w:t xml:space="preserve">🔍 Key Clues: "32 weeks" + "Hb 8 g/dL" → moderate pregnancy anemia → supplementation + dietary counselling.</w:t>
+      </w:r>
+    </w:p>
+    <w:p>
+      <w:r>
+        <w:t xml:space="preserve">❌ Why Not Other Options?</w:t>
+      </w:r>
+    </w:p>
+    <w:p>
+      <w:r>
+        <w:t xml:space="preserve">(b) — Stopping supplements worsens anemia and increases risks of preterm birth and maternal fatigue.</w:t>
+      </w:r>
+    </w:p>
+    <w:p>
+      <w:r>
+        <w:t xml:space="preserve">(c) — Fruits (especially vitamin C sources) IMPROVE iron absorption — they should be encouraged.</w:t>
+      </w:r>
+    </w:p>
+    <w:p>
+      <w:r>
+        <w:t xml:space="preserve">(d) — Tea with meals inhibits iron absorption (tannins); it should be taken between meals or avoided.</w:t>
+      </w:r>
+    </w:p>
+    <w:p>
+      <w:r>
+        <w:t xml:space="preserve">⚠️ Exam Trap: The teas/coffee-with-meals point is a favorite. Remember: vitamin C ↑ absorption; tannins (tea) and phytates ↓ absorption.</w:t>
+      </w:r>
+    </w:p>
+    <w:p>
+      <w:r>
+        <w:t xml:space="preserve">💎 PNC Pearl: "Iron + vitamin C = better; iron + tea = worse." Under India's IFA program, pregnant women get 100 mg iron + 500 µg folic acid daily.</w:t>
+      </w:r>
+    </w:p>
+    <w:p>
+      <w:r>
+        <w:t xml:space="preserve">📌 Concept Extension: Iron is best absorbed in the fasting state; side effects (constipation, black stools) are common — reassure the patient they are expected.</w:t>
+      </w:r>
+    </w:p>
+    <w:p>
+      <w:r>
+        <w:t xml:space="preserve">Positive Marks: 1</w:t>
+      </w:r>
+    </w:p>
+    <w:p>
+      <w:r>
+        <w:t xml:space="preserve">Negative Marks: 0.25</w:t>
+      </w:r>
+    </w:p>
+    <w:p>
+      <w:r>
+        <w:t xml:space="preserve"/>
+      </w:r>
+    </w:p>
+    <w:p>
+      <w:r>
+        <w:t xml:space="preserve">Question: A 6-month-old infant with severe dehydration is receiving IV fluids. The nurse should monitor for which sign of overhydration?</w:t>
+      </w:r>
+    </w:p>
+    <w:p>
+      <w:r>
+        <w:t xml:space="preserve">(a) Edema and increased respiratory rate</w:t>
+      </w:r>
+    </w:p>
+    <w:p>
+      <w:r>
+        <w:t xml:space="preserve">(b) Sunken fontanelle</w:t>
+      </w:r>
+    </w:p>
+    <w:p>
+      <w:r>
+        <w:t xml:space="preserve">(c) Dry mucous membranes</w:t>
+      </w:r>
+    </w:p>
+    <w:p>
+      <w:r>
+        <w:t xml:space="preserve">(d) Decreased urine output</w:t>
+      </w:r>
+    </w:p>
+    <w:p>
+      <w:r>
+        <w:t xml:space="preserve">Answer: a</w:t>
+      </w:r>
+    </w:p>
+    <w:p>
+      <w:r>
+        <w:t xml:space="preserve">Solution: ✅ Correct Answer: (a) Edema and increased respiratory rate</w:t>
+      </w:r>
+    </w:p>
+    <w:p>
+      <w:r>
+        <w:t xml:space="preserve">🧠 Clinical Rationale: Rapid IV rehydration can overshoot into fluid overload. Signs of overhydration include edema (periorbital, dependent), rapid weight gain, tachypnea, and crackles — the infant's heart cannot tolerate excessive volume, and pulmonary congestion follows. The nurse titrates the IV rate and reassesses frequently.</w:t>
+      </w:r>
+    </w:p>
+    <w:p>
+      <w:r>
+        <w:t xml:space="preserve">🔍 Key Clues: "Overhydration" → look for signs of EXCESS fluid: edema, weight gain, breathing difficulty.</w:t>
+      </w:r>
+    </w:p>
+    <w:p>
+      <w:r>
+        <w:t xml:space="preserve">❌ Why Not Other Options?</w:t>
+      </w:r>
+    </w:p>
+    <w:p>
+      <w:r>
+        <w:t xml:space="preserve">(b) — A sunken fontanelle is a sign of DEHYDRATION, not overhydration.</w:t>
+      </w:r>
+    </w:p>
+    <w:p>
+      <w:r>
+        <w:t xml:space="preserve">(c) — Dry mucous membranes indicate dehydration.</w:t>
+      </w:r>
+    </w:p>
+    <w:p>
+      <w:r>
+        <w:t xml:space="preserve">(d) — Decreased urine output reflects inadequate perfusion/dehydration, not fluid excess.</w:t>
+      </w:r>
+    </w:p>
+    <w:p>
+      <w:r>
+        <w:t xml:space="preserve">⚠️ Exam Trap: Reverse-trap questions: the "sunken fontanelle" option describes the condition you are TREATING, while the question asks about the complication of treatment. Read the direction carefully.</w:t>
+      </w:r>
+    </w:p>
+    <w:p>
+      <w:r>
+        <w:t xml:space="preserve">💎 PNC Pearl: Overhydration triad in a child: edema + weight gain + tachypnea/crackles. Weigh daily and chart strict I/O.</w:t>
+      </w:r>
+    </w:p>
+    <w:p>
+      <w:r>
+        <w:t xml:space="preserve">📌 Concept Extension: Rehydration for severe dehydration = 100 mL/kg IV (Ringer lactate) — half in the first 8 hours — then reassess.</w:t>
+      </w:r>
+    </w:p>
+    <w:p>
+      <w:r>
+        <w:t xml:space="preserve">Positive Marks: 1</w:t>
+      </w:r>
+    </w:p>
+    <w:p>
+      <w:r>
+        <w:t xml:space="preserve">Negative Marks: 0.25</w:t>
+      </w:r>
+    </w:p>
+    <w:p>
+      <w:r>
+        <w:t xml:space="preserve"/>
+      </w:r>
+    </w:p>
+    <w:p>
+      <w:r>
+        <w:t xml:space="preserve">Question: A patient with schizophrenia who has been stable on medication suddenly stops it and relapses. The nurse should:</w:t>
+      </w:r>
+    </w:p>
+    <w:p>
+      <w:r>
+        <w:t xml:space="preserve">(a) Explore the reasons for stopping and provide education about adherence</w:t>
+      </w:r>
+    </w:p>
+    <w:p>
+      <w:r>
+        <w:t xml:space="preserve">(b) Blame the patient</w:t>
+      </w:r>
+    </w:p>
+    <w:p>
+      <w:r>
+        <w:t xml:space="preserve">(c) Ignore the relapse</w:t>
+      </w:r>
+    </w:p>
+    <w:p>
+      <w:r>
+        <w:t xml:space="preserve">(d) Increase the dose without consulting</w:t>
+      </w:r>
+    </w:p>
+    <w:p>
+      <w:r>
+        <w:t xml:space="preserve">Answer: a</w:t>
+      </w:r>
+    </w:p>
+    <w:p>
+      <w:r>
+        <w:t xml:space="preserve">Solution: ✅ Correct Answer: (a) Explore the reasons for stopping and provide education about adherence</w:t>
+      </w:r>
+    </w:p>
+    <w:p>
+      <w:r>
+        <w:t xml:space="preserve">🧠 Clinical Rationale: Medication non-adherence is the single most common cause of relapse in schizophrenia. The nurse explores barriers non-judgmentally — side effects, poor insight, cost, stigma — and provides psychoeducation to the patient and family. Long-acting injectable antipsychotics may be offered when adherence is unreliable.</w:t>
+      </w:r>
+    </w:p>
+    <w:p>
+      <w:r>
+        <w:t xml:space="preserve">🔍 Key Clues: "Stable... stops it and relapses" → the nursing focus is on WHY adherence failed and how to restore it.</w:t>
+      </w:r>
+    </w:p>
+    <w:p>
+      <w:r>
+        <w:t xml:space="preserve">❌ Why Not Other Options?</w:t>
+      </w:r>
+    </w:p>
+    <w:p>
+      <w:r>
+        <w:t xml:space="preserve">(b) — Blaming the patient damages trust and the therapeutic relationship — adherence is a shared problem, not a moral failure.</w:t>
+      </w:r>
+    </w:p>
+    <w:p>
+      <w:r>
+        <w:t xml:space="preserve">(c) — Ignoring the relapse allows deterioration and increases risk of hospitalization.</w:t>
+      </w:r>
+    </w:p>
+    <w:p>
+      <w:r>
+        <w:t xml:space="preserve">(d) — Increasing the dose without consulting the prescriber is outside nursing scope and may increase side effects.</w:t>
+      </w:r>
+    </w:p>
+    <w:p>
+      <w:r>
+        <w:t xml:space="preserve">⚠️ Exam Trap: In psychiatric nursing, the answer is almost always "therapeutic communication + education," never blame, coercion, or independent medication changes.</w:t>
+      </w:r>
+    </w:p>
+    <w:p>
+      <w:r>
+        <w:t xml:space="preserve">💎 PNC Pearl: "Non-adherence = relapse" — psychoeducation + family involvement + long-acting injectables are the tools.</w:t>
+      </w:r>
+    </w:p>
+    <w:p>
+      <w:r>
+        <w:t xml:space="preserve">📌 Concept Extension: Early warning signs of relapse (sleep change, withdrawal, suspiciousness) can be taught so intervention happens before full relapse.</w:t>
+      </w:r>
+    </w:p>
+    <w:p>
+      <w:r>
+        <w:t xml:space="preserve">Positive Marks: 1</w:t>
+      </w:r>
+    </w:p>
+    <w:p>
+      <w:r>
+        <w:t xml:space="preserve">Negative Marks: 0.25</w:t>
+      </w:r>
+    </w:p>
+    <w:p>
+      <w:r>
+        <w:t xml:space="preserve"/>
+      </w:r>
+    </w:p>
+    <w:p>
+      <w:r>
+        <w:t xml:space="preserve">Question: The "Pradhan Mantri Fasal Bima Yojana" (PMFBY) is related to:</w:t>
+      </w:r>
+    </w:p>
+    <w:p>
+      <w:r>
+        <w:t xml:space="preserve">(a) Crop insurance for farmers</w:t>
+      </w:r>
+    </w:p>
+    <w:p>
+      <w:r>
+        <w:t xml:space="preserve">(b) Health insurance</w:t>
+      </w:r>
+    </w:p>
+    <w:p>
+      <w:r>
+        <w:t xml:space="preserve">(c) Life insurance only</w:t>
+      </w:r>
+    </w:p>
+    <w:p>
+      <w:r>
+        <w:t xml:space="preserve">(d) Vehicle insurance</w:t>
+      </w:r>
+    </w:p>
+    <w:p>
+      <w:r>
+        <w:t xml:space="preserve">Answer: a</w:t>
+      </w:r>
+    </w:p>
+    <w:p>
+      <w:r>
+        <w:t xml:space="preserve">Solution: ✅ Correct Answer: (a) Crop insurance for farmers</w:t>
+      </w:r>
+    </w:p>
+    <w:p>
+      <w:r>
+        <w:t xml:space="preserve">🧠 Clinical Rationale: PMFBY (launched 2016) is India's crop insurance scheme — it protects farmers against crop loss from natural calamities, pests, and diseases, with low premiums (2% for kharif, 1.5% for rabi, 5% for commercial crops) and timely claim settlement.</w:t>
+      </w:r>
+    </w:p>
+    <w:p>
+      <w:r>
+        <w:t xml:space="preserve">🔍 Key Clues: "Fasal" in the name means CROP — a direct word-match clue to crop insurance.</w:t>
+      </w:r>
+    </w:p>
+    <w:p>
+      <w:r>
+        <w:t xml:space="preserve">❌ Why Not Other Options?</w:t>
+      </w:r>
+    </w:p>
+    <w:p>
+      <w:r>
+        <w:t xml:space="preserve">(b) — Health insurance schemes for farmers are separate (e.g., Ayushman Bharat), not PMFBY.</w:t>
+      </w:r>
+    </w:p>
+    <w:p>
+      <w:r>
+        <w:t xml:space="preserve">(c) — PMFBY covers crops, not lives.</w:t>
+      </w:r>
+    </w:p>
+    <w:p>
+      <w:r>
+        <w:t xml:space="preserve">(d) — Vehicle insurance is unrelated to agriculture.</w:t>
+      </w:r>
+    </w:p>
+    <w:p>
+      <w:r>
+        <w:t xml:space="preserve">⚠️ Exam Trap: Match the scheme to its sector by name: Fasal = crop; Suraksha = protection/insurance; Jeevan = life. Hindi keywords decode the options.</w:t>
+      </w:r>
+    </w:p>
+    <w:p>
+      <w:r>
+        <w:t xml:space="preserve">💎 PNC Pearl: PMFBY = PM Fasal Bima Yojana = crop insurance (kharif 2%, rabi 1.5% premium).</w:t>
+      </w:r>
+    </w:p>
+    <w:p>
+      <w:r>
+        <w:t xml:space="preserve">📌 Concept Extension: Related schemes: PM-KISAN (income support ₹6,000/yr) and Kisan Credit Card (cheap crop credit).</w:t>
+      </w:r>
+    </w:p>
+    <w:p>
+      <w:r>
+        <w:t xml:space="preserve">Positive Marks: 1</w:t>
+      </w:r>
+    </w:p>
+    <w:p>
+      <w:r>
+        <w:t xml:space="preserve">Negative Marks: 0.25</w:t>
+      </w:r>
+    </w:p>
+    <w:p>
+      <w:r>
+        <w:t xml:space="preserve"/>
+      </w:r>
+    </w:p>
+    <w:p>
+      <w:r>
+        <w:t xml:space="preserve">Question: The nurse is to administer 0.75 mg of a medication. The tablets are 0.25 mg each. How many tablets are needed?</w:t>
+      </w:r>
+    </w:p>
+    <w:p>
+      <w:r>
+        <w:t xml:space="preserve">(a) 2 tablets</w:t>
+      </w:r>
+    </w:p>
+    <w:p>
+      <w:r>
+        <w:t xml:space="preserve">(b) 3 tablets</w:t>
+      </w:r>
+    </w:p>
+    <w:p>
+      <w:r>
+        <w:t xml:space="preserve">(c) 4 tablets</w:t>
+      </w:r>
+    </w:p>
+    <w:p>
+      <w:r>
+        <w:t xml:space="preserve">(d) 5 tablets</w:t>
+      </w:r>
+    </w:p>
+    <w:p>
+      <w:r>
+        <w:t xml:space="preserve">Answer: b</w:t>
+      </w:r>
+    </w:p>
+    <w:p>
+      <w:r>
+        <w:t xml:space="preserve">Solution: ✅ Correct Answer: (b) 3 tablets</w:t>
+      </w:r>
+    </w:p>
+    <w:p>
+      <w:r>
+        <w:t xml:space="preserve">🧠 Clinical Rationale: Tablets = Desired ÷ Have = 0.75 mg ÷ 0.25 mg = 3 tablets. The "mg" units cancel, leaving the answer in tablets. Quick mental check: 3 × 0.25 = 0.75 ✓.</w:t>
+      </w:r>
+    </w:p>
+    <w:p>
+      <w:r>
+        <w:t xml:space="preserve">🔍 Key Clues: "0.75 mg ordered" + "0.25 mg per tablet" → divide dose by tablet strength.</w:t>
+      </w:r>
+    </w:p>
+    <w:p>
+      <w:r>
+        <w:t xml:space="preserve">❌ Why Not Other Options?</w:t>
+      </w:r>
+    </w:p>
+    <w:p>
+      <w:r>
+        <w:t xml:space="preserve">(a) — 2 tablets give 0.5 mg — short of the ordered 0.75 mg.</w:t>
+      </w:r>
+    </w:p>
+    <w:p>
+      <w:r>
+        <w:t xml:space="preserve">(c) — 4 tablets give 1.0 mg — an overdose.</w:t>
+      </w:r>
+    </w:p>
+    <w:p>
+      <w:r>
+        <w:t xml:space="preserve">(d) — 5 tablets give 1.25 mg — double-plus the required dose.</w:t>
+      </w:r>
+    </w:p>
+    <w:p>
+      <w:r>
+        <w:t xml:space="preserve">⚠️ Exam Trap: Decimal math is the classic trap — 0.75 ÷ 0.25 = 3, not 2 or 4. Verify by multiplying your answer by the tablet strength.</w:t>
+      </w:r>
+    </w:p>
+    <w:p>
+      <w:r>
+        <w:t xml:space="preserve">💎 PNC Pearl: D ÷ H = number of tablets. Always self-verify: tablets × strength must equal the ordered dose.</w:t>
+      </w:r>
+    </w:p>
+    <w:p>
+      <w:r>
+        <w:t xml:space="preserve">📌 Concept Extension: For liquid drugs use D ÷ H × Q; for high-alert drugs, have a second nurse verify the calculation.</w:t>
+      </w:r>
+    </w:p>
+    <w:p>
+      <w:r>
+        <w:t xml:space="preserve">Positive Marks: 1</w:t>
+      </w:r>
+    </w:p>
+    <w:p>
+      <w:r>
+        <w:t xml:space="preserve">Negative Marks: 0.25</w:t>
+      </w:r>
+    </w:p>
+    <w:p>
+      <w:r>
+        <w:t xml:space="preserve"/>
+      </w:r>
+    </w:p>
+    <w:p>
+      <w:r>
+        <w:t xml:space="preserve">Question: The blood pressure is defined as:</w:t>
+      </w:r>
+    </w:p>
+    <w:p>
+      <w:r>
+        <w:t xml:space="preserve">(a) The force exerted by blood against the vessel walls</w:t>
+      </w:r>
+    </w:p>
+    <w:p>
+      <w:r>
+        <w:t xml:space="preserve">(b) The heart rate</w:t>
+      </w:r>
+    </w:p>
+    <w:p>
+      <w:r>
+        <w:t xml:space="preserve">(c) The respiratory rate</w:t>
+      </w:r>
+    </w:p>
+    <w:p>
+      <w:r>
+        <w:t xml:space="preserve">(d) The body temperature</w:t>
+      </w:r>
+    </w:p>
+    <w:p>
+      <w:r>
+        <w:t xml:space="preserve">Answer: a</w:t>
+      </w:r>
+    </w:p>
+    <w:p>
+      <w:r>
+        <w:t xml:space="preserve">Solution: ✅ Correct Answer: (a) The force exerted by blood against the vessel walls</w:t>
+      </w:r>
+    </w:p>
+    <w:p>
+      <w:r>
+        <w:t xml:space="preserve">🧠 Clinical Rationale: Blood pressure is the lateral force blood exerts against the arterial walls, generated by cardiac output and peripheral vascular resistance. Systolic pressure is the peak during ventricular contraction; diastolic is the minimum during relaxation.</w:t>
+      </w:r>
+    </w:p>
+    <w:p>
+      <w:r>
+        <w:t xml:space="preserve">🔍 Key Clues: "Defined as" → a definition question: BP = force of blood against vessel walls.</w:t>
+      </w:r>
+    </w:p>
+    <w:p>
+      <w:r>
+        <w:t xml:space="preserve">❌ Why Not Other Options?</w:t>
+      </w:r>
+    </w:p>
+    <w:p>
+      <w:r>
+        <w:t xml:space="preserve">(b) — Heart rate is the number of beats per minute — a different vital sign.</w:t>
+      </w:r>
+    </w:p>
+    <w:p>
+      <w:r>
+        <w:t xml:space="preserve">(c) — Respiratory rate is breaths per minute.</w:t>
+      </w:r>
+    </w:p>
+    <w:p>
+      <w:r>
+        <w:t xml:space="preserve">(d) — Body temperature is measured in °C/°F — unrelated to pressure.</w:t>
+      </w:r>
+    </w:p>
+    <w:p>
+      <w:r>
+        <w:t xml:space="preserve">⚠️ Exam Trap: Vital sign definitions are easy marks — BP = pressure/force; HR = beats; RR = breaths. Don't mix them in definition questions.</w:t>
+      </w:r>
+    </w:p>
+    <w:p>
+      <w:r>
+        <w:t xml:space="preserve">💎 PNC Pearl: BP = Cardiac Output × Peripheral Vascular Resistance. Anything that raises CO or resistance raises BP.</w:t>
+      </w:r>
+    </w:p>
+    <w:p>
+      <w:r>
+        <w:t xml:space="preserve">📌 Concept Extension: Normal adult BP &lt;120/80 mmHg; hypertension starts at ≥130/80 (ACC/AHA) or ≥140/90 (Indian guidelines).</w:t>
+      </w:r>
+    </w:p>
+    <w:p>
+      <w:r>
+        <w:t xml:space="preserve">Positive Marks: 1</w:t>
+      </w:r>
+    </w:p>
+    <w:p>
+      <w:r>
+        <w:t xml:space="preserve">Negative Marks: 0.25</w:t>
+      </w:r>
+    </w:p>
+    <w:p>
+      <w:r>
+        <w:t xml:space="preserve"/>
+      </w:r>
+    </w:p>
+    <w:p>
+      <w:r>
+        <w:t xml:space="preserve">Question: A patient with a fracture of the tibia and fibula is in a plaster cast. On the first day, the nurse should:</w:t>
+      </w:r>
+    </w:p>
+    <w:p>
+      <w:r>
+        <w:t xml:space="preserve">(a) Elevate the extremity and apply ice for 24–48 hours</w:t>
+      </w:r>
+    </w:p>
+    <w:p>
+      <w:r>
+        <w:t xml:space="preserve">(b) Keep the extremity dependent</w:t>
+      </w:r>
+    </w:p>
+    <w:p>
+      <w:r>
+        <w:t xml:space="preserve">(c) Apply heat</w:t>
+      </w:r>
+    </w:p>
+    <w:p>
+      <w:r>
+        <w:t xml:space="preserve">(d) Walk immediately</w:t>
+      </w:r>
+    </w:p>
+    <w:p>
+      <w:r>
+        <w:t xml:space="preserve">Answer: a</w:t>
+      </w:r>
+    </w:p>
+    <w:p>
+      <w:r>
+        <w:t xml:space="preserve">Solution: ✅ Correct Answer: (a) Elevate the extremity and apply ice for 24–48 hours</w:t>
+      </w:r>
+    </w:p>
+    <w:p>
+      <w:r>
+        <w:t xml:space="preserve">🧠 Clinical Rationale: In the first 24–48 hours after cast application, swelling peaks at the fracture site. Elevation above heart level promotes venous/lymphatic drainage, and ice reduces edema and pain by vasoconstriction. Neurovascular checks (the 5 P's) are performed regularly.</w:t>
+      </w:r>
+    </w:p>
+    <w:p>
+      <w:r>
+        <w:t xml:space="preserve">🔍 Key Clues: "First day" + "plaster cast" → acute swelling phase → elevate + ice.</w:t>
+      </w:r>
+    </w:p>
+    <w:p>
+      <w:r>
+        <w:t xml:space="preserve">❌ Why Not Other Options?</w:t>
+      </w:r>
+    </w:p>
+    <w:p>
+      <w:r>
+        <w:t xml:space="preserve">(b) — Keeping the extremity dependent (hanging down) increases swelling, pain, and pressure inside the cast.</w:t>
+      </w:r>
+    </w:p>
+    <w:p>
+      <w:r>
+        <w:t xml:space="preserve">(c) — Heat increases blood flow and swelling in the acute phase; ice is correct for the first 48 hours.</w:t>
+      </w:r>
+    </w:p>
+    <w:p>
+      <w:r>
+        <w:t xml:space="preserve">(d) — Immediate walking risks displacement and increased swelling; weight-bearing waits for physician advice.</w:t>
+      </w:r>
+    </w:p>
+    <w:p>
+      <w:r>
+        <w:t xml:space="preserve">⚠️ Exam Trap: Ice for the first 24–48 hours; HEAT comes later (for stiffness). Choosing heat in the acute phase is the classic error.</w:t>
+      </w:r>
+    </w:p>
+    <w:p>
+      <w:r>
+        <w:t xml:space="preserve">💎 PNC Pearl: 5 P's of neurovascular checks: Pain (out of proportion), Pallor, Pulselessness, Paresthesia, Paralysis.</w:t>
+      </w:r>
+    </w:p>
+    <w:p>
+      <w:r>
+        <w:t xml:space="preserve">📌 Concept Extension: Cast care: keep dry, do not insert objects to scratch, report hot spots/foul odor (possible infection) immediately.</w:t>
+      </w:r>
+    </w:p>
+    <w:p>
+      <w:r>
+        <w:t xml:space="preserve">Positive Marks: 1</w:t>
+      </w:r>
+    </w:p>
+    <w:p>
+      <w:r>
+        <w:t xml:space="preserve">Negative Marks: 0.25</w:t>
+      </w:r>
+    </w:p>
+    <w:p>
+      <w:r>
+        <w:t xml:space="preserve">Question: The normal fasting blood sugar level for diagnosing diabetes mellitus is:</w:t>
+      </w:r>
+    </w:p>
+    <w:p>
+      <w:r>
+        <w:t xml:space="preserve">(a) ≥126 mg/dL on two occasions</w:t>
+      </w:r>
+    </w:p>
+    <w:p>
+      <w:r>
+        <w:t xml:space="preserve">(b) ≥90 mg/dL</w:t>
+      </w:r>
+    </w:p>
+    <w:p>
+      <w:r>
+        <w:t xml:space="preserve">(c) ≥110 mg/dL once</w:t>
+      </w:r>
+    </w:p>
+    <w:p>
+      <w:r>
+        <w:t xml:space="preserve">(d) ≥70 mg/dL</w:t>
+      </w:r>
+    </w:p>
+    <w:p>
+      <w:r>
+        <w:t xml:space="preserve">Answer: a</w:t>
+      </w:r>
+    </w:p>
+    <w:p>
+      <w:r>
+        <w:t xml:space="preserve">Solution: ✅ Correct Answer: (a) ≥126 mg/dL on two occasions</w:t>
+      </w:r>
+    </w:p>
+    <w:p>
+      <w:r>
+        <w:t xml:space="preserve">🧠 Clinical Rationale: Diabetes is diagnosed when fasting plasma glucose is ≥126 mg/dL on two separate occasions, OR HbA1c ≥6.5%, OR 2-hour OGTT ≥200 mg/dL, OR random glucose ≥200 mg/dL with classic symptoms. A single elevated reading must be confirmed to avoid over-diagnosis.</w:t>
+      </w:r>
+    </w:p>
+    <w:p>
+      <w:r>
+        <w:t xml:space="preserve">🔍 Key Clues: "Fasting... for diagnosing diabetes" → the diagnostic threshold is ≥126 mg/dL, confirmed on two occasions.</w:t>
+      </w:r>
+    </w:p>
+    <w:p>
+      <w:r>
+        <w:t xml:space="preserve">❌ Why Not Other Options?</w:t>
+      </w:r>
+    </w:p>
+    <w:p>
+      <w:r>
+        <w:t xml:space="preserve">(b) — ≥90 mg/dL is a normal fasting value, not a diagnostic threshold.</w:t>
+      </w:r>
+    </w:p>
+    <w:p>
+      <w:r>
+        <w:t xml:space="preserve">(c) — A single reading of ≥110 mg/dL is not diagnostic — 110 falls in the impaired fasting glucose range (100–125) and needs confirmation.</w:t>
+      </w:r>
+    </w:p>
+    <w:p>
+      <w:r>
+        <w:t xml:space="preserve">(d) — ≥70 mg/dL is the lower end of normal fasting glucose.</w:t>
+      </w:r>
+    </w:p>
+    <w:p>
+      <w:r>
+        <w:t xml:space="preserve">⚠️ Exam Trap: IFG (100–125 mg/dL) vs diabetes (≥126). And the "two occasions" qualifier is often tested — one reading is insufficient.</w:t>
+      </w:r>
+    </w:p>
+    <w:p>
+      <w:r>
+        <w:t xml:space="preserve">💎 PNC Pearl: Diagnostic anchors: FPG ≥126 (twice), HbA1c ≥6.5%, OGTT 2-hr ≥200, random ≥200 + symptoms.</w:t>
+      </w:r>
+    </w:p>
+    <w:p>
+      <w:r>
+        <w:t xml:space="preserve">📌 Concept Extension: Prediabetes = FPG 100–125 or HbA1c 5.7–6.4% — a window for lifestyle intervention to prevent diabetes.</w:t>
+      </w:r>
+    </w:p>
+    <w:p>
+      <w:r>
+        <w:t xml:space="preserve">Positive Marks: 1</w:t>
+      </w:r>
+    </w:p>
+    <w:p>
+      <w:r>
+        <w:t xml:space="preserve">Negative Marks: 0.25</w:t>
+      </w:r>
+    </w:p>
+    <w:p>
+      <w:r>
+        <w:t xml:space="preserve"/>
+      </w:r>
+    </w:p>
+    <w:p>
+      <w:r>
+        <w:t xml:space="preserve">Question: The nurse is preparing a patient for discharge after a myocardial infarction. Which instruction is most important?</w:t>
+      </w:r>
+    </w:p>
+    <w:p>
+      <w:r>
+        <w:t xml:space="preserve">(a) Recognize the warning signs of a heart attack and seek help immediately</w:t>
+      </w:r>
+    </w:p>
+    <w:p>
+      <w:r>
+        <w:t xml:space="preserve">(b) Resume smoking</w:t>
+      </w:r>
+    </w:p>
+    <w:p>
+      <w:r>
+        <w:t xml:space="preserve">(c) Stop all medications when feeling better</w:t>
+      </w:r>
+    </w:p>
+    <w:p>
+      <w:r>
+        <w:t xml:space="preserve">(d) Avoid all physical activity permanently</w:t>
+      </w:r>
+    </w:p>
+    <w:p>
+      <w:r>
+        <w:t xml:space="preserve">Answer: a</w:t>
+      </w:r>
+    </w:p>
+    <w:p>
+      <w:r>
+        <w:t xml:space="preserve">Solution: ✅ Correct Answer: (a) Recognize the warning signs of a heart attack and seek help immediately</w:t>
+      </w:r>
+    </w:p>
+    <w:p>
+      <w:r>
+        <w:t xml:space="preserve">🧠 Clinical Rationale: After an MI, the highest-risk period is the first weeks-months. The most important teaching is recognizing warning signs (chest pressure, dyspnea, sweating, nausea) and seeking help IMMEDIATELY — early reperfusion saves myocardium. This is paired with medication adherence, smoking cessation, and graduated cardiac rehabilitation.</w:t>
+      </w:r>
+    </w:p>
+    <w:p>
+      <w:r>
+        <w:t xml:space="preserve">🔍 Key Clues: "Discharge after MI" + "most important" → the instruction that saves lives in the highest-risk period: recognizing and acting on warning signs.</w:t>
+      </w:r>
+    </w:p>
+    <w:p>
+      <w:r>
+        <w:t xml:space="preserve">❌ Why Not Other Options?</w:t>
+      </w:r>
+    </w:p>
+    <w:p>
+      <w:r>
+        <w:t xml:space="preserve">(b) — Resuming smoking accelerates atherosclerosis and re-infarction — always wrong.</w:t>
+      </w:r>
+    </w:p>
+    <w:p>
+      <w:r>
+        <w:t xml:space="preserve">(c) — Stopping antiplatelets/statins/β-blockers after MI dramatically raises the risk of recurrent events and stent thrombosis.</w:t>
+      </w:r>
+    </w:p>
+    <w:p>
+      <w:r>
+        <w:t xml:space="preserve">(d) — Avoidance of ALL physical activity is outdated; graded cardiac rehabilitation is recommended (after the initial restriction period).</w:t>
+      </w:r>
+    </w:p>
+    <w:p>
+      <w:r>
+        <w:t xml:space="preserve">⚠️ Exam Trap: "Most important" post-MI teaching = warning-sign recognition + immediate action; medication adherence is second. Never stop aspirin/antiplatelets without the cardiologist.</w:t>
+      </w:r>
+    </w:p>
+    <w:p>
+      <w:r>
+        <w:t xml:space="preserve">💎 PNC Pearl: Post-MI: aspirin + clopidogrel, statin, β-blocker, ACE inhibitor; cardiac rehab; smoking cessation; warning-sign action plan.</w:t>
+      </w:r>
+    </w:p>
+    <w:p>
+      <w:r>
+        <w:t xml:space="preserve">📌 Concept Extension: If chest pain persists &gt;15 minutes with sweating/dyspnea, the patient should call emergency services — not drive themselves.</w:t>
+      </w:r>
+    </w:p>
+    <w:p>
+      <w:r>
+        <w:t xml:space="preserve">Positive Marks: 1</w:t>
+      </w:r>
+    </w:p>
+    <w:p>
+      <w:r>
+        <w:t xml:space="preserve">Negative Marks: 0.25</w:t>
+      </w:r>
+    </w:p>
+    <w:p>
+      <w:r>
+        <w:t xml:space="preserve"/>
+      </w:r>
+    </w:p>
+    <w:p>
+      <w:r>
+        <w:t xml:space="preserve">Question: A patient with chronic renal failure develops uremic frost. The nurse understands that this is:</w:t>
+      </w:r>
+    </w:p>
+    <w:p>
+      <w:r>
+        <w:t xml:space="preserve">(a) Urea crystals deposited on the skin — a sign of advanced renal failure</w:t>
+      </w:r>
+    </w:p>
+    <w:p>
+      <w:r>
+        <w:t xml:space="preserve">(b) A normal skin condition</w:t>
+      </w:r>
+    </w:p>
+    <w:p>
+      <w:r>
+        <w:t xml:space="preserve">(c) An allergic reaction</w:t>
+      </w:r>
+    </w:p>
+    <w:p>
+      <w:r>
+        <w:t xml:space="preserve">(d) Frostbite</w:t>
+      </w:r>
+    </w:p>
+    <w:p>
+      <w:r>
+        <w:t xml:space="preserve">Answer: a</w:t>
+      </w:r>
+    </w:p>
+    <w:p>
+      <w:r>
+        <w:t xml:space="preserve">Solution: ✅ Correct Answer: (a) Urea crystals deposited on the skin — a sign of advanced renal failure</w:t>
+      </w:r>
+    </w:p>
+    <w:p>
+      <w:r>
+        <w:t xml:space="preserve">🧠 Clinical Rationale: In end-stage renal disease with very high BUN, urea is excreted through the skin (uremic sweating); as sweat evaporates, urea crystallizes on the skin surface as a white, frost-like deposit — uremic frost. It signals inadequate dialysis and advanced uremia.</w:t>
+      </w:r>
+    </w:p>
+    <w:p>
+      <w:r>
+        <w:t xml:space="preserve">🔍 Key Clues: "Chronic renal failure" + "uremic frost" → the name itself ties the skin finding to uremia.</w:t>
+      </w:r>
+    </w:p>
+    <w:p>
+      <w:r>
+        <w:t xml:space="preserve">❌ Why Not Other Options?</w:t>
+      </w:r>
+    </w:p>
+    <w:p>
+      <w:r>
+        <w:t xml:space="preserve">(b) — Uremic frost is pathological — it indicates severe uremia, never a normal condition.</w:t>
+      </w:r>
+    </w:p>
+    <w:p>
+      <w:r>
+        <w:t xml:space="preserve">(c) — It is not immune-mediated; it is a metabolic/chemical deposit.</w:t>
+      </w:r>
+    </w:p>
+    <w:p>
+      <w:r>
+        <w:t xml:space="preserve">(d) — Frostbite is cold injury to tissue — unrelated to renal failure.</w:t>
+      </w:r>
+    </w:p>
+    <w:p>
+      <w:r>
+        <w:t xml:space="preserve">⚠️ Exam Trap: The exam expects the association "uremic frost = advanced renal failure/very high BUN," plus its nursing care: meticulous skin care and pruritus management.</w:t>
+      </w:r>
+    </w:p>
+    <w:p>
+      <w:r>
+        <w:t xml:space="preserve">💎 PNC Pearl: Uremic frost → dialysis adequacy question — report to the physician; provide skin care and anti-itch measures.</w:t>
+      </w:r>
+    </w:p>
+    <w:p>
+      <w:r>
+        <w:t xml:space="preserve">📌 Concept Extension: Uremic pruritus is treated with emollients, antihistamines, optimized dialysis, and sometimes gabapentin.</w:t>
+      </w:r>
+    </w:p>
+    <w:p>
+      <w:r>
+        <w:t xml:space="preserve">Positive Marks: 1</w:t>
+      </w:r>
+    </w:p>
+    <w:p>
+      <w:r>
+        <w:t xml:space="preserve">Negative Marks: 0.25</w:t>
+      </w:r>
+    </w:p>
+    <w:p>
+      <w:r>
+        <w:t xml:space="preserve"/>
+      </w:r>
+    </w:p>
+    <w:p>
+      <w:r>
+        <w:t xml:space="preserve">Question: A patient in labor has contractions every 2 minutes lasting 60 seconds. The nurse should assess the fetal heart rate:</w:t>
+      </w:r>
+    </w:p>
+    <w:p>
+      <w:r>
+        <w:t xml:space="preserve">(a) After each contraction</w:t>
+      </w:r>
+    </w:p>
+    <w:p>
+      <w:r>
+        <w:t xml:space="preserve">(b) Once an hour</w:t>
+      </w:r>
+    </w:p>
+    <w:p>
+      <w:r>
+        <w:t xml:space="preserve">(c) Only at admission</w:t>
+      </w:r>
+    </w:p>
+    <w:p>
+      <w:r>
+        <w:t xml:space="preserve">(d) At delivery only</w:t>
+      </w:r>
+    </w:p>
+    <w:p>
+      <w:r>
+        <w:t xml:space="preserve">Answer: a</w:t>
+      </w:r>
+    </w:p>
+    <w:p>
+      <w:r>
+        <w:t xml:space="preserve">Solution: ✅ Correct Answer: (a) After each contraction</w:t>
+      </w:r>
+    </w:p>
+    <w:p>
+      <w:r>
+        <w:t xml:space="preserve">🧠 Clinical Rationale: With frequent contractions (q2 min), the FHR must be auscultated after each contraction to detect late or variable decelerations — the earliest indicators of fetal hypoxia. Assessment frequency INCREASES as contractions become closer and stronger; continuous monitoring is used for high-risk labors.</w:t>
+      </w:r>
+    </w:p>
+    <w:p>
+      <w:r>
+        <w:t xml:space="preserve">🔍 Key Clues: "Contractions every 2 minutes" = active, advancing labor → frequent FHR assessment after each contraction.</w:t>
+      </w:r>
+    </w:p>
+    <w:p>
+      <w:r>
+        <w:t xml:space="preserve">❌ Why Not Other Options?</w:t>
+      </w:r>
+    </w:p>
+    <w:p>
+      <w:r>
+        <w:t xml:space="preserve">(b) — Hourly checks are far too infrequent for active labor and would miss decelerations.</w:t>
+      </w:r>
+    </w:p>
+    <w:p>
+      <w:r>
+        <w:t xml:space="preserve">(c) — Admission assessment only is dangerously inadequate for a progressing labor.</w:t>
+      </w:r>
+    </w:p>
+    <w:p>
+      <w:r>
+        <w:t xml:space="preserve">(d) — Auscultating only at delivery misses intrapartum fetal distress entirely.</w:t>
+      </w:r>
+    </w:p>
+    <w:p>
+      <w:r>
+        <w:t xml:space="preserve">⚠️ Exam Trap: FHR auscultation frequency: every 15 minutes in active first stage (low risk) — more often in second stage (every 5 min) — but with very frequent contractions, check after EACH contraction.</w:t>
+      </w:r>
+    </w:p>
+    <w:p>
+      <w:r>
+        <w:t xml:space="preserve">💎 PNC Pearl: Late decelerations = uteroplacental insufficiency (reposition to left side, give O₂, notify physician); variable = cord compression.</w:t>
+      </w:r>
+    </w:p>
+    <w:p>
+      <w:r>
+        <w:t xml:space="preserve">🎯 Clinical Decision Rule: FHR change → reposition left lateral → oxygen → IV bolus → notify physician → prepare for delivery.</w:t>
+      </w:r>
+    </w:p>
+    <w:p>
+      <w:r>
+        <w:t xml:space="preserve">Positive Marks: 1</w:t>
+      </w:r>
+    </w:p>
+    <w:p>
+      <w:r>
+        <w:t xml:space="preserve">Negative Marks: 0.25</w:t>
+      </w:r>
+    </w:p>
+    <w:p>
+      <w:r>
+        <w:t xml:space="preserve"/>
+      </w:r>
+    </w:p>
+    <w:p>
+      <w:r>
+        <w:t xml:space="preserve">Question: A 9-month-old infant has not gained weight for 2 months. The nurse should:</w:t>
+      </w:r>
+    </w:p>
+    <w:p>
+      <w:r>
+        <w:t xml:space="preserve">(a) Assess feeding practices, growth, and refer for evaluation of failure to thrive</w:t>
+      </w:r>
+    </w:p>
+    <w:p>
+      <w:r>
+        <w:t xml:space="preserve">(b) Reassure the parents</w:t>
+      </w:r>
+    </w:p>
+    <w:p>
+      <w:r>
+        <w:t xml:space="preserve">(c) Weigh again in 6 months</w:t>
+      </w:r>
+    </w:p>
+    <w:p>
+      <w:r>
+        <w:t xml:space="preserve">(d) Give an appetite stimulant</w:t>
+      </w:r>
+    </w:p>
+    <w:p>
+      <w:r>
+        <w:t xml:space="preserve">Answer: a</w:t>
+      </w:r>
+    </w:p>
+    <w:p>
+      <w:r>
+        <w:t xml:space="preserve">Solution: ✅ Correct Answer: (a) Assess feeding practices, growth, and refer for evaluation of failure to thrive</w:t>
+      </w:r>
+    </w:p>
+    <w:p>
+      <w:r>
+        <w:t xml:space="preserve">🧠 Clinical Rationale: Flat weight gain for 2 months in a 9-month-old is growth faltering — a red flag. The nurse assesses feeding practices (breastfeeding/weaning adequacy, intake), plots growth on the growth chart, and refers for evaluation of failure to thrive, which may be nutritional or organic.</w:t>
+      </w:r>
+    </w:p>
+    <w:p>
+      <w:r>
+        <w:t xml:space="preserve">🔍 Key Clues: "Not gained weight for 2 months" + "9-month-old" → growth faltering requiring systematic assessment, not reassurance.</w:t>
+      </w:r>
+    </w:p>
+    <w:p>
+      <w:r>
+        <w:t xml:space="preserve">❌ Why Not Other Options?</w:t>
+      </w:r>
+    </w:p>
+    <w:p>
+      <w:r>
+        <w:t xml:space="preserve">(b) — Reassuring parents without assessment delays detection of malnutrition or underlying disease.</w:t>
+      </w:r>
+    </w:p>
+    <w:p>
+      <w:r>
+        <w:t xml:space="preserve">(c) — Waiting 6 months risks worsening malnutrition during a critical growth window.</w:t>
+      </w:r>
+    </w:p>
+    <w:p>
+      <w:r>
+        <w:t xml:space="preserve">(d) — Appetite stimulants are not first-line and treat the symptom, not the cause.</w:t>
+      </w:r>
+    </w:p>
+    <w:p>
+      <w:r>
+        <w:t xml:space="preserve">⚠️ Exam Trap: Weight loss/flat growth in an infant is never "just reassurance." Plot the growth chart — crossing centiles downward is a red flag.</w:t>
+      </w:r>
+    </w:p>
+    <w:p>
+      <w:r>
+        <w:t xml:space="preserve">💎 PNC Pearl: In the first year, weight should roughly triple by 12 months; a 2-month plateau = investigate feeding + illness.</w:t>
+      </w:r>
+    </w:p>
+    <w:p>
+      <w:r>
+        <w:t xml:space="preserve">📌 Concept Extension: Feeding guidance: continue breastfeeding; introduce complementary foods at 6 months with iron-rich options (dal, egg, meat).</w:t>
+      </w:r>
+    </w:p>
+    <w:p>
+      <w:r>
+        <w:t xml:space="preserve">Positive Marks: 1</w:t>
+      </w:r>
+    </w:p>
+    <w:p>
+      <w:r>
+        <w:t xml:space="preserve">Negative Marks: 0.25</w:t>
+      </w:r>
+    </w:p>
+    <w:p>
+      <w:r>
+        <w:t xml:space="preserve"/>
+      </w:r>
+    </w:p>
+    <w:p>
+      <w:r>
+        <w:t xml:space="preserve">Question: A patient with dementia is refusing to eat. The nurse should:</w:t>
+      </w:r>
+    </w:p>
+    <w:p>
+      <w:r>
+        <w:t xml:space="preserve">(a) Offer small, frequent, familiar foods in a calm environment and provide assistance</w:t>
+      </w:r>
+    </w:p>
+    <w:p>
+      <w:r>
+        <w:t xml:space="preserve">(b) Force-feed the patient</w:t>
+      </w:r>
+    </w:p>
+    <w:p>
+      <w:r>
+        <w:t xml:space="preserve">(c) Restrict food choices</w:t>
+      </w:r>
+    </w:p>
+    <w:p>
+      <w:r>
+        <w:t xml:space="preserve">(d) Leave the tray out of reach</w:t>
+      </w:r>
+    </w:p>
+    <w:p>
+      <w:r>
+        <w:t xml:space="preserve">Answer: a</w:t>
+      </w:r>
+    </w:p>
+    <w:p>
+      <w:r>
+        <w:t xml:space="preserve">Solution: ✅ Correct Answer: (a) Offer small, frequent, familiar foods in a calm environment and provide assistance</w:t>
+      </w:r>
+    </w:p>
+    <w:p>
+      <w:r>
+        <w:t xml:space="preserve">🧠 Clinical Rationale: Dementia patients often refuse food due to confusion, overstimulation, or unfamiliarity. The effective strategy is small, frequent meals of familiar foods in a calm, distraction-free setting with gentle assistance. The nurse also screens for swallowing difficulty (dysphagia) and monitors weight.</w:t>
+      </w:r>
+    </w:p>
+    <w:p>
+      <w:r>
+        <w:t xml:space="preserve">🔍 Key Clues: "Dementia" + "refusing to eat" → behavioral/feeding support, never coercion.</w:t>
+      </w:r>
+    </w:p>
+    <w:p>
+      <w:r>
+        <w:t xml:space="preserve">❌ Why Not Other Options?</w:t>
+      </w:r>
+    </w:p>
+    <w:p>
+      <w:r>
+        <w:t xml:space="preserve">(b) — Force-feeding causes distress, choking risk, and aspiration — it violates dignity and is unsafe.</w:t>
+      </w:r>
+    </w:p>
+    <w:p>
+      <w:r>
+        <w:t xml:space="preserve">(c) — Restricting choices reduces intake further; autonomy in food choice supports eating.</w:t>
+      </w:r>
+    </w:p>
+    <w:p>
+      <w:r>
+        <w:t xml:space="preserve">(d) — Leaving the tray out of reach guarantees the patient cannot eat.</w:t>
+      </w:r>
+    </w:p>
+    <w:p>
+      <w:r>
+        <w:t xml:space="preserve">⚠️ Exam Trap: Dementia care answers consistently favor patience, routine, and dignity — options involving force, restriction, or neglect are always wrong.</w:t>
+      </w:r>
+    </w:p>
+    <w:p>
+      <w:r>
+        <w:t xml:space="preserve">💎 PNC Pearl: Eat with the patient, maintain routines, finger foods for wandering patients, and monitor for dysphagia.</w:t>
+      </w:r>
+    </w:p>
+    <w:p>
+      <w:r>
+        <w:t xml:space="preserve">📌 Concept Extension: Weight loss in dementia warrants review for depression, pain, dental problems, and medication side effects.</w:t>
+      </w:r>
+    </w:p>
+    <w:p>
+      <w:r>
+        <w:t xml:space="preserve">Positive Marks: 1</w:t>
+      </w:r>
+    </w:p>
+    <w:p>
+      <w:r>
+        <w:t xml:space="preserve">Negative Marks: 0.25</w:t>
+      </w:r>
+    </w:p>
+    <w:p>
+      <w:r>
+        <w:t xml:space="preserve"/>
+      </w:r>
+    </w:p>
+    <w:p>
+      <w:r>
+        <w:t xml:space="preserve">Question: The "National Highways Authority of India" (NHAI) is responsible for:</w:t>
+      </w:r>
+    </w:p>
+    <w:p>
+      <w:r>
+        <w:t xml:space="preserve">(a) Development and maintenance of national highways</w:t>
+      </w:r>
+    </w:p>
+    <w:p>
+      <w:r>
+        <w:t xml:space="preserve">(b) Railways</w:t>
+      </w:r>
+    </w:p>
+    <w:p>
+      <w:r>
+        <w:t xml:space="preserve">(c) Airways</w:t>
+      </w:r>
+    </w:p>
+    <w:p>
+      <w:r>
+        <w:t xml:space="preserve">(d) Waterways</w:t>
+      </w:r>
+    </w:p>
+    <w:p>
+      <w:r>
+        <w:t xml:space="preserve">Answer: a</w:t>
+      </w:r>
+    </w:p>
+    <w:p>
+      <w:r>
+        <w:t xml:space="preserve">Solution: ✅ Correct Answer: (a) Development and maintenance of national highways</w:t>
+      </w:r>
+    </w:p>
+    <w:p>
+      <w:r>
+        <w:t xml:space="preserve">🧠 Clinical Rationale: NHAI (established 1988, an autonomous body under the Ministry of Road Transport and Highways) plans, develops, and maintains national highways and expressways across India — including the National Highways Development Project (NHDP) and toll collection.</w:t>
+      </w:r>
+    </w:p>
+    <w:p>
+      <w:r>
+        <w:t xml:space="preserve">🔍 Key Clues: "National Highways Authority" — the name itself states its mandate: highways.</w:t>
+      </w:r>
+    </w:p>
+    <w:p>
+      <w:r>
+        <w:t xml:space="preserve">❌ Why Not Other Options?</w:t>
+      </w:r>
+    </w:p>
+    <w:p>
+      <w:r>
+        <w:t xml:space="preserve">(b) — Railways are managed by the Ministry of Railways / Indian Railways.</w:t>
+      </w:r>
+    </w:p>
+    <w:p>
+      <w:r>
+        <w:t xml:space="preserve">(c) — Airways fall under the DGCA / AAI (Airports Authority of India).</w:t>
+      </w:r>
+    </w:p>
+    <w:p>
+      <w:r>
+        <w:t xml:space="preserve">(d) — Waterways are managed by the Inland Waterways Authority of India (IWAI).</w:t>
+      </w:r>
+    </w:p>
+    <w:p>
+      <w:r>
+        <w:t xml:space="preserve">⚠️ Exam Trap: Sector-to-authority matching: Highways → NHAI; Airports → AAI; Inland waterways → IWAI; Railways → Indian Railways.</w:t>
+      </w:r>
+    </w:p>
+    <w:p>
+      <w:r>
+        <w:t xml:space="preserve">💎 PNC Pearl: NHAI = national highways &amp; expressways; NHDP = Golden Quadrilateral + North-South/East-West corridors.</w:t>
+      </w:r>
+    </w:p>
+    <w:p>
+      <w:r>
+        <w:t xml:space="preserve">📌 Concept Extension: NHAI funds projects through tolls and bonds; it is also pushing FASTag-based electronic toll collection.</w:t>
+      </w:r>
+    </w:p>
+    <w:p>
+      <w:r>
+        <w:t xml:space="preserve">Positive Marks: 1</w:t>
+      </w:r>
+    </w:p>
+    <w:p>
+      <w:r>
+        <w:t xml:space="preserve">Negative Marks: 0.25</w:t>
+      </w:r>
+    </w:p>
+    <w:p>
+      <w:r>
+        <w:t xml:space="preserve"/>
+      </w:r>
+    </w:p>
+    <w:p>
+      <w:r>
+        <w:t xml:space="preserve">Question: The nurse is to give 0.125 mg of a medication. The vial contains 0.25 mg/mL. The volume to give is:</w:t>
+      </w:r>
+    </w:p>
+    <w:p>
+      <w:r>
+        <w:t xml:space="preserve">(a) 0.25 mL</w:t>
+      </w:r>
+    </w:p>
+    <w:p>
+      <w:r>
+        <w:t xml:space="preserve">(b) 0.5 mL</w:t>
+      </w:r>
+    </w:p>
+    <w:p>
+      <w:r>
+        <w:t xml:space="preserve">(c) 1 mL</w:t>
+      </w:r>
+    </w:p>
+    <w:p>
+      <w:r>
+        <w:t xml:space="preserve">(d) 2 mL</w:t>
+      </w:r>
+    </w:p>
+    <w:p>
+      <w:r>
+        <w:t xml:space="preserve">Answer: b</w:t>
+      </w:r>
+    </w:p>
+    <w:p>
+      <w:r>
+        <w:t xml:space="preserve">Solution: ✅ Correct Answer: (b) 0.5 mL</w:t>
+      </w:r>
+    </w:p>
+    <w:p>
+      <w:r>
+        <w:t xml:space="preserve">🧠 Clinical Rationale: Volume = Desired ÷ Concentration = 0.125 mg ÷ 0.25 mg/mL = 0.5 mL. The mg units cancel, leaving mL. Check: 0.5 mL × 0.25 mg/mL = 0.125 mg ✓.</w:t>
+      </w:r>
+    </w:p>
+    <w:p>
+      <w:r>
+        <w:t xml:space="preserve">🔍 Key Clues: "0.125 mg ordered" + "0.25 mg/mL available" → divide the dose by the concentration.</w:t>
+      </w:r>
+    </w:p>
+    <w:p>
+      <w:r>
+        <w:t xml:space="preserve">❌ Why Not Other Options?</w:t>
+      </w:r>
+    </w:p>
+    <w:p>
+      <w:r>
+        <w:t xml:space="preserve">(a) — 0.25 mL delivers only 0.0625 mg — half the required dose (dividing concentration by dose instead).</w:t>
+      </w:r>
+    </w:p>
+    <w:p>
+      <w:r>
+        <w:t xml:space="preserve">(c) — 1 mL delivers 0.25 mg — double the ordered dose.</w:t>
+      </w:r>
+    </w:p>
+    <w:p>
+      <w:r>
+        <w:t xml:space="preserve">(d) — 2 mL delivers 0.5 mg — four times the dose.</w:t>
+      </w:r>
+    </w:p>
+    <w:p>
+      <w:r>
+        <w:t xml:space="preserve">⚠️ Exam Trap: 0.125 is half of 0.25 — so the volume is HALF of 1 mL = 0.5 mL. Spotting the fraction relationship is faster than formal division.</w:t>
+      </w:r>
+    </w:p>
+    <w:p>
+      <w:r>
+        <w:t xml:space="preserve">💎 PNC Pearl: D ÷ H = volume in mL. If the dose is half the concentration, the volume is 0.5 mL.</w:t>
+      </w:r>
+    </w:p>
+    <w:p>
+      <w:r>
+        <w:t xml:space="preserve">📌 Concept Extension: Digoxin is a classic 0.125 mg drug — a high-alert medication where calculations must be double-checked.</w:t>
+      </w:r>
+    </w:p>
+    <w:p>
+      <w:r>
+        <w:t xml:space="preserve">Positive Marks: 1</w:t>
+      </w:r>
+    </w:p>
+    <w:p>
+      <w:r>
+        <w:t xml:space="preserve">Negative Marks: 0.25</w:t>
+      </w:r>
+    </w:p>
+    <w:p>
+      <w:r>
+        <w:t xml:space="preserve"/>
+      </w:r>
+    </w:p>
+    <w:p>
+      <w:r>
+        <w:t xml:space="preserve">Question: The normal adult respiratory rate per minute is:</w:t>
+      </w:r>
+    </w:p>
+    <w:p>
+      <w:r>
+        <w:t xml:space="preserve">(a) 12–20 breaths</w:t>
+      </w:r>
+    </w:p>
+    <w:p>
+      <w:r>
+        <w:t xml:space="preserve">(b) 30–40 breaths</w:t>
+      </w:r>
+    </w:p>
+    <w:p>
+      <w:r>
+        <w:t xml:space="preserve">(c) 5–8 breaths</w:t>
+      </w:r>
+    </w:p>
+    <w:p>
+      <w:r>
+        <w:t xml:space="preserve">(d) 50–60 breaths</w:t>
+      </w:r>
+    </w:p>
+    <w:p>
+      <w:r>
+        <w:t xml:space="preserve">Answer: a</w:t>
+      </w:r>
+    </w:p>
+    <w:p>
+      <w:r>
+        <w:t xml:space="preserve">Solution: ✅ Correct Answer: (a) 12–20 breaths</w:t>
+      </w:r>
+    </w:p>
+    <w:p>
+      <w:r>
+        <w:t xml:space="preserve">🧠 Clinical Rationale: The normal adult respiratory rate is 12–20 breaths/min. The nurse counts respirations for a full minute, ideally without the patient knowing (to avoid altering the rate), observing chest rise and fall.</w:t>
+      </w:r>
+    </w:p>
+    <w:p>
+      <w:r>
+        <w:t xml:space="preserve">🔍 Key Clues: "Normal adult respiratory rate" → anchor the 12–20 range.</w:t>
+      </w:r>
+    </w:p>
+    <w:p>
+      <w:r>
+        <w:t xml:space="preserve">❌ Why Not Other Options?</w:t>
+      </w:r>
+    </w:p>
+    <w:p>
+      <w:r>
+        <w:t xml:space="preserve">(b) — 30–40 breaths/min is tachypnea in an adult (though normal for a newborn, whose rate is 30–60).</w:t>
+      </w:r>
+    </w:p>
+    <w:p>
+      <w:r>
+        <w:t xml:space="preserve">(c) — 5–8 breaths/min is dangerously slow (bradypnea) in an adult.</w:t>
+      </w:r>
+    </w:p>
+    <w:p>
+      <w:r>
+        <w:t xml:space="preserve">(d) — 50–60 is the newborn range, not adult.</w:t>
+      </w:r>
+    </w:p>
+    <w:p>
+      <w:r>
+        <w:t xml:space="preserve">⚠️ Exam Trap: Age-based norms are the trap: newborn 30–60, child 20–30, adult 12–20. Match the range to the age group in the stem.</w:t>
+      </w:r>
+    </w:p>
+    <w:p>
+      <w:r>
+        <w:t xml:space="preserve">💎 PNC Pearl: Adult RR 12–20; &lt;12 = bradypnea, &gt;20 = tachypnea; count for a full minute.</w:t>
+      </w:r>
+    </w:p>
+    <w:p>
+      <w:r>
+        <w:t xml:space="preserve">📌 Concept Extension: Rate + depth + rhythm are all assessed; e.g., Kussmaul (deep, rapid) breathing suggests metabolic acidosis.</w:t>
+      </w:r>
+    </w:p>
+    <w:p>
+      <w:r>
+        <w:t xml:space="preserve">Positive Marks: 1</w:t>
+      </w:r>
+    </w:p>
+    <w:p>
+      <w:r>
+        <w:t xml:space="preserve">Negative Marks: 0.25</w:t>
+      </w:r>
+    </w:p>
+    <w:p>
+      <w:r>
+        <w:t xml:space="preserve"/>
+      </w:r>
+    </w:p>
+    <w:p>
+      <w:r>
+        <w:t xml:space="preserve">Question: A patient with acute cholecystitis has severe right upper quadrant pain. The nurse should:</w:t>
+      </w:r>
+    </w:p>
+    <w:p>
+      <w:r>
+        <w:t xml:space="preserve">(a) Keep the patient NPO, give analgesia as ordered, and prepare for surgery</w:t>
+      </w:r>
+    </w:p>
+    <w:p>
+      <w:r>
+        <w:t xml:space="preserve">(b) Encourage a fatty meal</w:t>
+      </w:r>
+    </w:p>
+    <w:p>
+      <w:r>
+        <w:t xml:space="preserve">(c) Give oral fluids</w:t>
+      </w:r>
+    </w:p>
+    <w:p>
+      <w:r>
+        <w:t xml:space="preserve">(d) Apply heat only</w:t>
+      </w:r>
+    </w:p>
+    <w:p>
+      <w:r>
+        <w:t xml:space="preserve">Answer: a</w:t>
+      </w:r>
+    </w:p>
+    <w:p>
+      <w:r>
+        <w:t xml:space="preserve">Solution: ✅ Correct Answer: (a) Keep the patient NPO, give analgesia as ordered, and prepare for surgery</w:t>
+      </w:r>
+    </w:p>
+    <w:p>
+      <w:r>
+        <w:t xml:space="preserve">🧠 Clinical Rationale: Acute cholecystitis (gallbladder inflammation, usually from a stone) requires NPO to rest the gallbladder, IV fluids, analgesia, antibiotics, and eventual cholecystectomy. Fatty meals stimulate the gallbladder and worsen pain — they are avoided in the acute phase.</w:t>
+      </w:r>
+    </w:p>
+    <w:p>
+      <w:r>
+        <w:t xml:space="preserve">🔍 Key Clues: "Acute cholecystitis" + "right upper quadrant pain" → gallbladder rest (NPO) + analgesia + surgical preparation.</w:t>
+      </w:r>
+    </w:p>
+    <w:p>
+      <w:r>
+        <w:t xml:space="preserve">❌ Why Not Other Options?</w:t>
+      </w:r>
+    </w:p>
+    <w:p>
+      <w:r>
+        <w:t xml:space="preserve">(b) — A fatty meal triggers gallbladder contraction and aggravates the pain — the opposite of treatment.</w:t>
+      </w:r>
+    </w:p>
+    <w:p>
+      <w:r>
+        <w:t xml:space="preserve">(c) — Oral fluids are withheld (NPO) because surgery may be imminent and oral intake stimulates the gallbladder.</w:t>
+      </w:r>
+    </w:p>
+    <w:p>
+      <w:r>
+        <w:t xml:space="preserve">(d) — Heat alone does not treat the underlying inflammation; definitive management is required.</w:t>
+      </w:r>
+    </w:p>
+    <w:p>
+      <w:r>
+        <w:t xml:space="preserve">⚠️ Exam Trap: Gallbladder = fat intolerance = NPO in the acute phase. The "fatty meal" option is a classic distractor.</w:t>
+      </w:r>
+    </w:p>
+    <w:p>
+      <w:r>
+        <w:t xml:space="preserve">💎 PNC Pearl: Murphy's sign (inspiratory arrest on RUQ palpation) suggests acute cholecystitis; gallstones = 5 F's (fair, female, forty, fertile, fat).</w:t>
+      </w:r>
+    </w:p>
+    <w:p>
+      <w:r>
+        <w:t xml:space="preserve">📌 Concept Extension: Monitor for fever, jaundice, and Charcot's triad (fever + jaundice + RUQ pain) → cholangitis emergency.</w:t>
+      </w:r>
+    </w:p>
+    <w:p>
+      <w:r>
+        <w:t xml:space="preserve">Positive Marks: 1</w:t>
+      </w:r>
+    </w:p>
+    <w:p>
+      <w:r>
+        <w:t xml:space="preserve">Negative Marks: 0.25</w:t>
       </w:r>
     </w:p>
     <w:sectPr>
       <w:pgSz w:w="12240" w:h="15840"/>
-      <w:pgMar w:top="864" w:right="1008" w:bottom="864" w:left="1008" w:header="720" w:footer="720" w:gutter="0"/>
+      <w:pgMar w:top="1440" w:right="1800" w:bottom="1440" w:left="1800" w:header="720" w:footer="720" w:gutter="0"/>
       <w:cols w:space="720"/>
       <w:docGrid w:linePitch="360"/>
     </w:sectPr>
@@ -2535,10 +2265,6 @@
     <w:name w:val="Normal"/>
     <w:qFormat/>
     <w:rsid w:val="00FC693F"/>
-    <w:rPr>
-      <w:rFonts w:ascii="Calibri" w:hAnsi="Calibri"/>
-      <w:sz w:val="22"/>
-    </w:rPr>
   </w:style>
   <w:style w:type="paragraph" w:styleId="Header">
     <w:name w:val="header"/>
